--- a/assets/downloads/simulation-31/situation-and-setting.docx
+++ b/assets/downloads/simulation-31/situation-and-setting.docx
@@ -13,19 +13,15 @@
           <w:szCs w:val="24"/>
         </w:rPr>
       </w:pPr>
-      <w:bookmarkStart w:id="193" w:name="_Hlk214019919"/>
-      <w:bookmarkStart w:id="194" w:name="_Hlk217057319"/>
-      <w:bookmarkEnd w:id="192"/>
+      <w:bookmarkStart w:id="0" w:name="_Hlk214019919"/>
       <w:r>
         <w:rPr>
-          <w:rFonts w:ascii="Aptos" w:hAnsi="Aptos" w:cs="Aptos" w:eastAsia="Aptos"/>
-          <w:color w:val="000000"/>
-          <w:sz w:val="40"/>
-          <w:szCs w:val="40"/>
+          <w:rFonts w:ascii="Aptos" w:eastAsia="Aptos" w:hAnsi="Aptos" w:cs="Aptos"/>
+          <w:color w:val="000000"/>
         </w:rPr>
         <w:t>Situation and Setting</w:t>
       </w:r>
-      <w:bookmarkEnd w:id="193"/>
+      <w:bookmarkEnd w:id="0"/>
     </w:p>
     <w:p>
       <w:pPr>
@@ -39,25 +35,6 @@
       </w:pPr>
       <w:r>
         <w:rPr>
-          <w:rFonts w:ascii="Aptos" w:hAnsi="Aptos" w:cs="Aptos" w:eastAsia="Aptos"/>
-          <w:color w:val="000000"/>
-          <w:sz w:val="24"/>
-          <w:szCs w:val="24"/>
-        </w:rPr>
-        <w:t/>
-      </w:r>
-      <w:r>
-        <w:rPr>
-          <w:rFonts w:ascii="Aptos" w:hAnsi="Aptos" w:cs="Aptos" w:eastAsia="Aptos"/>
-          <w:color w:val="000000"/>
-          <w:sz w:val="24"/>
-          <w:szCs w:val="24"/>
-        </w:rPr>
-        <w:t/>
-      </w:r>
-      <w:r>
-        <w:rPr>
-          <w:rFonts w:ascii="Aptos" w:hAnsi="Aptos" w:cs="Aptos" w:eastAsia="Aptos"/>
           <w:color w:val="000000"/>
           <w:sz w:val="24"/>
           <w:szCs w:val="24"/>
@@ -69,46 +46,56 @@
       <w:pPr>
         <w:spacing w:after="0" w:line="480" w:lineRule="auto"/>
         <w:rPr>
-          <w:del w:id="195" w:author="Anna Seaman" w:date="2026-08-11T17:37:00Z" w16du:dateUtc="2026-08-11T22:37:00Z"/>
           <w:rFonts w:ascii="Times New Roman" w:hAnsi="Times New Roman" w:cs="Times New Roman"/>
           <w:color w:val="000000"/>
           <w:sz w:val="24"/>
           <w:szCs w:val="24"/>
         </w:rPr>
       </w:pPr>
-      <w:bookmarkStart w:id="196" w:name="_Hlk217057335"/>
-      <w:ins w:id="197" w:author="Anna Seaman" w:date="2026-08-11T17:37:00Z">
-        <w:r>
-          <w:rPr>
-            <w:rFonts w:ascii="Aptos" w:hAnsi="Aptos" w:cs="Aptos" w:eastAsia="Aptos"/>
-            <w:color w:val="000000"/>
-            <w:sz w:val="24"/>
-            <w:szCs w:val="24"/>
-          </w:rPr>
-          <w:t>This simulation will take up to 18 minutes per group, but you will participate in the audience for every presentation and stay the entire duration of this simulation event. You and your group are the athletic training staff at a local high school. You are to prepare a 10-minute presentation to the athletes, parents, coaches, ATs, students, and other attendees in the audience. At the end of the presentation, there will be eight minutes for questions. Your audience will ask you questions based on your topic. Please answer them as the medical providers on staff for this high school, and they are your athletes, parents, and coaches. The topic areas you will be assigned are from the following list and includes suggestions for what could be addressed:</w:t>
-        </w:r>
-      </w:ins>
-      <w:del w:id="198" w:author="Anna Seaman" w:date="2026-08-11T17:37:00Z" w16du:dateUtc="2026-08-11T22:37:00Z">
-        <w:r>
-          <w:rPr>
-            <w:rFonts w:ascii="Times New Roman" w:hAnsi="Times New Roman" w:cs="Times New Roman"/>
-            <w:color w:val="000000"/>
-            <w:sz w:val="24"/>
-            <w:szCs w:val="24"/>
-            <w:rPrChange w:id="199" w:author="Anna Seaman" w:date="2026-08-11T17:37:00Z" w16du:dateUtc="2026-08-11T22:37:00Z">
-              <w:rPr>
-                <w:rFonts w:ascii="Times New Roman" w:hAnsi="Times New Roman" w:cs="Times New Roman"/>
-                <w:b/>
-                <w:bCs/>
-                <w:color w:val="000000"/>
-                <w:sz w:val="24"/>
-                <w:szCs w:val="24"/>
-              </w:rPr>
-            </w:rPrChange>
-          </w:rPr>
-          <w:delText>\qqPSM: Copy from the student ebook.xqq\</w:delText>
-        </w:r>
-      </w:del>
+      <w:r>
+        <w:rPr>
+          <w:color w:val="000000"/>
+          <w:sz w:val="24"/>
+          <w:szCs w:val="24"/>
+        </w:rPr>
+        <w:t xml:space="preserve">This simulation will take up to 18 minutes per group, but you will participate in the audience for every presentation and stay the entire duration of this simulation event. You and your group are the athletic training staff at a local high school. You are to prepare a 10-minute presentation </w:t>
+      </w:r>
+      <w:proofErr w:type="gramStart"/>
+      <w:r>
+        <w:rPr>
+          <w:color w:val="000000"/>
+          <w:sz w:val="24"/>
+          <w:szCs w:val="24"/>
+        </w:rPr>
+        <w:t>to</w:t>
+      </w:r>
+      <w:proofErr w:type="gramEnd"/>
+      <w:r>
+        <w:rPr>
+          <w:color w:val="000000"/>
+          <w:sz w:val="24"/>
+          <w:szCs w:val="24"/>
+        </w:rPr>
+        <w:t xml:space="preserve"> the athletes, parents, coaches, ATs, students, and other attendees in the audience. At the end of the presentation, there will be eight minutes for questions. Your audience will ask you questions based on your topic. Please answer them as the medical providers on staff for this high school, and they are your athletes, parents, and coaches. The topic areas you will be assigned are from the following list and </w:t>
+      </w:r>
+      <w:proofErr w:type="gramStart"/>
+      <w:r>
+        <w:rPr>
+          <w:color w:val="000000"/>
+          <w:sz w:val="24"/>
+          <w:szCs w:val="24"/>
+        </w:rPr>
+        <w:t>includes</w:t>
+      </w:r>
+      <w:proofErr w:type="gramEnd"/>
+      <w:r>
+        <w:rPr>
+          <w:color w:val="000000"/>
+          <w:sz w:val="24"/>
+          <w:szCs w:val="24"/>
+        </w:rPr>
+        <w:t xml:space="preserve"> suggestions for what could be addressed:</w:t>
+      </w:r>
     </w:p>
     <w:p>
       <w:pPr>
@@ -118,71 +105,42 @@
         </w:numPr>
         <w:spacing w:after="0" w:line="480" w:lineRule="auto"/>
         <w:rPr>
-          <w:ins w:id="201" w:author="Anna Seaman" w:date="2026-08-11T17:37:00Z"/>
           <w:rFonts w:ascii="Times New Roman" w:hAnsi="Times New Roman" w:cs="Times New Roman"/>
           <w:color w:val="000000"/>
           <w:sz w:val="24"/>
           <w:szCs w:val="24"/>
         </w:rPr>
-        <w:pPrChange w:id="202" w:author="Anna Seaman" w:date="2026-08-11T17:37:00Z" w16du:dateUtc="2026-08-11T22:37:00Z">
-          <w:pPr>
-            <w:numPr>
-              <w:numId w:val="19"/>
-            </w:numPr>
-            <w:spacing w:after="0" w:line="480" w:lineRule="auto"/>
-          </w:pPr>
-        </w:pPrChange>
-      </w:pPr>
-      <w:ins w:id="203" w:author="Anna Seaman" w:date="2026-08-11T17:37:00Z">
-        <w:r>
-          <w:rPr>
-            <w:rFonts w:ascii="Aptos" w:hAnsi="Aptos" w:cs="Aptos" w:eastAsia="Aptos"/>
-            <w:b/>
-            <w:bCs/>
-            <w:color w:val="000000"/>
-            <w:sz w:val="24"/>
-            <w:szCs w:val="24"/>
-          </w:rPr>
-          <w:t>Athletic Training Services</w:t>
-        </w:r>
-      </w:ins>
+      </w:pPr>
+      <w:r>
+        <w:rPr>
+          <w:b/>
+          <w:bCs/>
+          <w:color w:val="000000"/>
+          <w:sz w:val="24"/>
+          <w:szCs w:val="24"/>
+        </w:rPr>
+        <w:t>Athletic Training Services</w:t>
+      </w:r>
     </w:p>
     <w:p>
       <w:pPr>
         <w:pStyle w:val="ListParagraph"/>
         <w:spacing w:after="0" w:line="480" w:lineRule="auto"/>
         <w:rPr>
-          <w:ins w:id="204" w:author="Anna Seaman" w:date="2026-08-11T17:37:00Z"/>
           <w:rFonts w:ascii="Times New Roman" w:hAnsi="Times New Roman" w:cs="Times New Roman"/>
           <w:color w:val="000000"/>
           <w:sz w:val="24"/>
           <w:szCs w:val="24"/>
-          <w:rPrChange w:id="205" w:author="Anna Seaman" w:date="2026-08-11T17:37:00Z" w16du:dateUtc="2026-08-11T22:37:00Z">
-            <w:rPr>
-              <w:ins w:id="206" w:author="Anna Seaman" w:date="2026-08-11T17:37:00Z"/>
-            </w:rPr>
-          </w:rPrChange>
-        </w:rPr>
-        <w:pPrChange w:id="207" w:author="Anna Seaman" w:date="2026-08-11T17:37:00Z" w16du:dateUtc="2026-08-11T22:37:00Z">
-          <w:pPr>
-            <w:spacing w:after="0" w:line="480" w:lineRule="auto"/>
-          </w:pPr>
-        </w:pPrChange>
-      </w:pPr>
-      <w:ins w:id="208" w:author="Anna Seaman" w:date="2026-08-11T17:37:00Z">
-        <w:r>
-          <w:rPr>
-            <w:rFonts w:ascii="Aptos" w:hAnsi="Aptos" w:cs="Aptos" w:eastAsia="Aptos"/>
-            <w:color w:val="000000"/>
-            <w:sz w:val="24"/>
-            <w:szCs w:val="24"/>
-            <w:rPrChange w:id="209" w:author="Anna Seaman" w:date="2026-08-11T17:37:00Z" w16du:dateUtc="2026-08-11T22:37:00Z">
-              <w:rPr/>
-            </w:rPrChange>
-          </w:rPr>
-          <w:t xml:space="preserve">In this presentation, include information on who ATs are, what services ATs can provide, what services the state practice act allows under the direction of a physician, and what coverage your staff will provide to the athletes at this high school. </w:t>
-        </w:r>
-      </w:ins>
+        </w:rPr>
+      </w:pPr>
+      <w:r>
+        <w:rPr>
+          <w:color w:val="000000"/>
+          <w:sz w:val="24"/>
+          <w:szCs w:val="24"/>
+        </w:rPr>
+        <w:t xml:space="preserve">In this presentation, include information on who ATs are, what services ATs can provide, what services the state practice act allows under the direction of a physician, and what coverage your staff will provide to the athletes at this high school. </w:t>
+      </w:r>
     </w:p>
     <w:p>
       <w:pPr>
@@ -192,69 +150,42 @@
         </w:numPr>
         <w:spacing w:after="0" w:line="480" w:lineRule="auto"/>
         <w:rPr>
-          <w:ins w:id="210" w:author="Anna Seaman" w:date="2026-08-11T17:37:00Z"/>
           <w:rFonts w:ascii="Times New Roman" w:hAnsi="Times New Roman" w:cs="Times New Roman"/>
           <w:color w:val="000000"/>
           <w:sz w:val="24"/>
           <w:szCs w:val="24"/>
         </w:rPr>
-        <w:pPrChange w:id="211" w:author="Anna Seaman" w:date="2026-08-11T17:37:00Z" w16du:dateUtc="2026-08-11T22:37:00Z">
-          <w:pPr>
-            <w:spacing w:after="0" w:line="480" w:lineRule="auto"/>
-          </w:pPr>
-        </w:pPrChange>
-      </w:pPr>
-      <w:ins w:id="212" w:author="Anna Seaman" w:date="2026-08-11T17:37:00Z">
-        <w:r>
-          <w:rPr>
-            <w:rFonts w:ascii="Aptos" w:hAnsi="Aptos" w:cs="Aptos" w:eastAsia="Aptos"/>
-            <w:b/>
-            <w:bCs/>
-            <w:color w:val="000000"/>
-            <w:sz w:val="24"/>
-            <w:szCs w:val="24"/>
-          </w:rPr>
-          <w:lastRenderedPageBreak/>
-          <w:t>Sudden Cardiac Arrest</w:t>
-        </w:r>
-      </w:ins>
+      </w:pPr>
+      <w:r>
+        <w:rPr>
+          <w:b/>
+          <w:bCs/>
+          <w:color w:val="000000"/>
+          <w:sz w:val="24"/>
+          <w:szCs w:val="24"/>
+        </w:rPr>
+        <w:t>Sudden Cardiac Arrest</w:t>
+      </w:r>
     </w:p>
     <w:p>
       <w:pPr>
         <w:pStyle w:val="ListParagraph"/>
         <w:spacing w:after="0" w:line="480" w:lineRule="auto"/>
         <w:rPr>
-          <w:ins w:id="213" w:author="Anna Seaman" w:date="2026-08-11T17:37:00Z"/>
           <w:rFonts w:ascii="Times New Roman" w:hAnsi="Times New Roman" w:cs="Times New Roman"/>
           <w:color w:val="000000"/>
           <w:sz w:val="24"/>
           <w:szCs w:val="24"/>
-          <w:rPrChange w:id="214" w:author="Anna Seaman" w:date="2026-08-11T17:37:00Z" w16du:dateUtc="2026-08-11T22:37:00Z">
-            <w:rPr>
-              <w:ins w:id="215" w:author="Anna Seaman" w:date="2026-08-11T17:37:00Z"/>
-            </w:rPr>
-          </w:rPrChange>
-        </w:rPr>
-        <w:pPrChange w:id="216" w:author="Anna Seaman" w:date="2026-08-11T17:37:00Z" w16du:dateUtc="2026-08-11T22:37:00Z">
-          <w:pPr>
-            <w:spacing w:after="0" w:line="480" w:lineRule="auto"/>
-          </w:pPr>
-        </w:pPrChange>
-      </w:pPr>
-      <w:ins w:id="217" w:author="Anna Seaman" w:date="2026-08-11T17:37:00Z">
-        <w:r>
-          <w:rPr>
-            <w:rFonts w:ascii="Aptos" w:hAnsi="Aptos" w:cs="Aptos" w:eastAsia="Aptos"/>
-            <w:color w:val="000000"/>
-            <w:sz w:val="24"/>
-            <w:szCs w:val="24"/>
-            <w:rPrChange w:id="218" w:author="Anna Seaman" w:date="2026-08-11T17:37:00Z" w16du:dateUtc="2026-08-11T22:37:00Z">
-              <w:rPr/>
-            </w:rPrChange>
-          </w:rPr>
-          <w:t>Include in this presentation background information on sudden cardiac arrest conditions, risk factors, warning signs, disqualifying conditions, and management of these conditions.</w:t>
-        </w:r>
-      </w:ins>
+        </w:rPr>
+      </w:pPr>
+      <w:r>
+        <w:rPr>
+          <w:color w:val="000000"/>
+          <w:sz w:val="24"/>
+          <w:szCs w:val="24"/>
+        </w:rPr>
+        <w:t>Include in this presentation background information on sudden cardiac arrest conditions, risk factors, warning signs, disqualifying conditions, and management of these conditions.</w:t>
+      </w:r>
     </w:p>
     <w:p>
       <w:pPr>
@@ -264,68 +195,43 @@
         </w:numPr>
         <w:spacing w:after="0" w:line="480" w:lineRule="auto"/>
         <w:rPr>
-          <w:ins w:id="219" w:author="Anna Seaman" w:date="2026-08-11T17:37:00Z"/>
           <w:rFonts w:ascii="Times New Roman" w:hAnsi="Times New Roman" w:cs="Times New Roman"/>
           <w:color w:val="000000"/>
           <w:sz w:val="24"/>
           <w:szCs w:val="24"/>
         </w:rPr>
-        <w:pPrChange w:id="220" w:author="Anna Seaman" w:date="2026-08-11T17:37:00Z" w16du:dateUtc="2026-08-11T22:37:00Z">
-          <w:pPr>
-            <w:spacing w:after="0" w:line="480" w:lineRule="auto"/>
-          </w:pPr>
-        </w:pPrChange>
-      </w:pPr>
-      <w:ins w:id="221" w:author="Anna Seaman" w:date="2026-08-11T17:37:00Z">
-        <w:r>
-          <w:rPr>
-            <w:rFonts w:ascii="Aptos" w:hAnsi="Aptos" w:cs="Aptos" w:eastAsia="Aptos"/>
-            <w:b/>
-            <w:bCs/>
-            <w:color w:val="000000"/>
-            <w:sz w:val="24"/>
-            <w:szCs w:val="24"/>
-          </w:rPr>
-          <w:t>Sports Nutrition</w:t>
-        </w:r>
-      </w:ins>
+      </w:pPr>
+      <w:r>
+        <w:rPr>
+          <w:b/>
+          <w:bCs/>
+          <w:color w:val="000000"/>
+          <w:sz w:val="24"/>
+          <w:szCs w:val="24"/>
+        </w:rPr>
+        <w:t>Sports Nutrition</w:t>
+      </w:r>
     </w:p>
     <w:p>
       <w:pPr>
         <w:pStyle w:val="ListParagraph"/>
         <w:spacing w:after="0" w:line="480" w:lineRule="auto"/>
         <w:rPr>
-          <w:ins w:id="222" w:author="Anna Seaman" w:date="2026-08-11T17:37:00Z"/>
           <w:rFonts w:ascii="Times New Roman" w:hAnsi="Times New Roman" w:cs="Times New Roman"/>
           <w:color w:val="000000"/>
           <w:sz w:val="24"/>
           <w:szCs w:val="24"/>
-          <w:rPrChange w:id="223" w:author="Anna Seaman" w:date="2026-08-11T17:37:00Z" w16du:dateUtc="2026-08-11T22:37:00Z">
-            <w:rPr>
-              <w:ins w:id="224" w:author="Anna Seaman" w:date="2026-08-11T17:37:00Z"/>
-            </w:rPr>
-          </w:rPrChange>
-        </w:rPr>
-        <w:pPrChange w:id="225" w:author="Anna Seaman" w:date="2026-08-11T17:37:00Z" w16du:dateUtc="2026-08-11T22:37:00Z">
-          <w:pPr>
-            <w:spacing w:after="0" w:line="480" w:lineRule="auto"/>
-          </w:pPr>
-        </w:pPrChange>
-      </w:pPr>
-      <w:ins w:id="226" w:author="Anna Seaman" w:date="2026-08-11T17:37:00Z">
-        <w:r>
-          <w:rPr>
-            <w:rFonts w:ascii="Aptos" w:hAnsi="Aptos" w:cs="Aptos" w:eastAsia="Aptos"/>
-            <w:color w:val="000000"/>
-            <w:sz w:val="24"/>
-            <w:szCs w:val="24"/>
-            <w:rPrChange w:id="227" w:author="Anna Seaman" w:date="2026-08-11T17:37:00Z" w16du:dateUtc="2026-08-11T22:37:00Z">
-              <w:rPr/>
-            </w:rPrChange>
-          </w:rPr>
-          <w:t>Include in this presentation information for athletes on hydration and fuel needs and recommendations for their sport.</w:t>
-        </w:r>
-      </w:ins>
+        </w:rPr>
+      </w:pPr>
+      <w:r>
+        <w:rPr>
+          <w:color w:val="000000"/>
+          <w:sz w:val="24"/>
+          <w:szCs w:val="24"/>
+        </w:rPr>
+        <w:lastRenderedPageBreak/>
+        <w:t>Include in this presentation information for athletes on hydration and fuel needs and recommendations for their sport.</w:t>
+      </w:r>
     </w:p>
     <w:p>
       <w:pPr>
@@ -335,58 +241,42 @@
         </w:numPr>
         <w:spacing w:after="0" w:line="480" w:lineRule="auto"/>
         <w:rPr>
-          <w:ins w:id="228" w:author="Anna Seaman" w:date="2026-08-11T17:37:00Z"/>
           <w:rFonts w:ascii="Times New Roman" w:hAnsi="Times New Roman" w:cs="Times New Roman"/>
           <w:color w:val="000000"/>
           <w:sz w:val="24"/>
           <w:szCs w:val="24"/>
         </w:rPr>
-        <w:pPrChange w:id="229" w:author="Anna Seaman" w:date="2026-08-11T17:37:00Z" w16du:dateUtc="2026-08-11T22:37:00Z">
-          <w:pPr>
-            <w:spacing w:after="0" w:line="480" w:lineRule="auto"/>
-          </w:pPr>
-        </w:pPrChange>
-      </w:pPr>
-      <w:ins w:id="230" w:author="Anna Seaman" w:date="2026-08-11T17:37:00Z">
-        <w:r>
-          <w:rPr>
-            <w:rFonts w:ascii="Aptos" w:hAnsi="Aptos" w:cs="Aptos" w:eastAsia="Aptos"/>
-            <w:b/>
-            <w:bCs/>
-            <w:color w:val="000000"/>
-            <w:sz w:val="24"/>
-            <w:szCs w:val="24"/>
-          </w:rPr>
-          <w:t>Sport Specialization</w:t>
-        </w:r>
-      </w:ins>
+      </w:pPr>
+      <w:r>
+        <w:rPr>
+          <w:b/>
+          <w:bCs/>
+          <w:color w:val="000000"/>
+          <w:sz w:val="24"/>
+          <w:szCs w:val="24"/>
+        </w:rPr>
+        <w:t>Sport Specialization</w:t>
+      </w:r>
     </w:p>
     <w:p>
       <w:pPr>
         <w:pStyle w:val="ListParagraph"/>
         <w:spacing w:after="0" w:line="480" w:lineRule="auto"/>
         <w:rPr>
-          <w:ins w:id="231" w:author="Anna Seaman" w:date="2026-08-11T17:37:00Z" w16du:dateUtc="2026-08-11T22:37:00Z"/>
           <w:rFonts w:ascii="Times New Roman" w:hAnsi="Times New Roman" w:cs="Times New Roman"/>
           <w:color w:val="000000"/>
           <w:sz w:val="24"/>
           <w:szCs w:val="24"/>
         </w:rPr>
       </w:pPr>
-      <w:ins w:id="232" w:author="Anna Seaman" w:date="2026-08-11T17:37:00Z">
-        <w:r>
-          <w:rPr>
-            <w:rFonts w:ascii="Aptos" w:hAnsi="Aptos" w:cs="Aptos" w:eastAsia="Aptos"/>
-            <w:color w:val="000000"/>
-            <w:sz w:val="24"/>
-            <w:szCs w:val="24"/>
-            <w:rPrChange w:id="233" w:author="Anna Seaman" w:date="2026-08-11T17:37:00Z" w16du:dateUtc="2026-08-11T22:37:00Z">
-              <w:rPr/>
-            </w:rPrChange>
-          </w:rPr>
-          <w:t>Included in this presentation should be the definition of sport specialization, the pros and cons of single-sport specialization, and the risks for athlete mental health associated with single-sport specialization.</w:t>
-        </w:r>
-      </w:ins>
+      <w:r>
+        <w:rPr>
+          <w:color w:val="000000"/>
+          <w:sz w:val="24"/>
+          <w:szCs w:val="24"/>
+        </w:rPr>
+        <w:t>Included in this presentation should be the definition of sport specialization, the pros and cons of single-sport specialization, and the risks for athlete mental health associated with single-sport specialization.</w:t>
+      </w:r>
     </w:p>
     <w:p>
       <w:pPr>
@@ -398,35 +288,22 @@
         <w:spacing w:line="480" w:lineRule="auto"/>
         <w:jc w:val="both"/>
         <w:rPr>
-          <w:ins w:id="234" w:author="Anna Seaman" w:date="2026-08-11T17:37:00Z"/>
           <w:rFonts w:ascii="Times New Roman" w:hAnsi="Times New Roman" w:cs="Times New Roman"/>
           <w:color w:val="000000"/>
           <w:sz w:val="24"/>
           <w:szCs w:val="24"/>
         </w:rPr>
-        <w:pPrChange w:id="235" w:author="Anna Seaman" w:date="2026-08-11T17:39:00Z" w16du:dateUtc="2026-08-11T22:39:00Z">
-          <w:pPr>
-            <w:pStyle w:val="ListParagraph"/>
-            <w:numPr>
-              <w:numId w:val="24"/>
-            </w:numPr>
-            <w:spacing w:line="480" w:lineRule="auto"/>
-          </w:pPr>
-        </w:pPrChange>
-      </w:pPr>
-      <w:ins w:id="236" w:author="Anna Seaman" w:date="2026-08-11T17:37:00Z">
-        <w:r>
-          <w:rPr>
-            <w:rFonts w:ascii="Aptos" w:hAnsi="Aptos" w:cs="Aptos" w:eastAsia="Aptos"/>
-            <w:b/>
-            <w:bCs/>
-            <w:color w:val="000000"/>
-            <w:sz w:val="24"/>
-            <w:szCs w:val="24"/>
-          </w:rPr>
-          <w:t>Care for LGBTQ+ Athletes</w:t>
-        </w:r>
-      </w:ins>
+      </w:pPr>
+      <w:r>
+        <w:rPr>
+          <w:b/>
+          <w:bCs/>
+          <w:color w:val="000000"/>
+          <w:sz w:val="24"/>
+          <w:szCs w:val="24"/>
+        </w:rPr>
+        <w:t>Care for LGBTQ+ Athletes</w:t>
+      </w:r>
     </w:p>
     <w:p>
       <w:pPr>
@@ -434,30 +311,20 @@
         <w:spacing w:line="480" w:lineRule="auto"/>
         <w:jc w:val="both"/>
         <w:rPr>
-          <w:ins w:id="237" w:author="Anna Seaman" w:date="2026-08-11T17:37:00Z"/>
           <w:rFonts w:ascii="Times New Roman" w:hAnsi="Times New Roman" w:cs="Times New Roman"/>
           <w:color w:val="000000"/>
           <w:sz w:val="24"/>
           <w:szCs w:val="24"/>
         </w:rPr>
-        <w:pPrChange w:id="238" w:author="Anna Seaman" w:date="2026-08-11T17:39:00Z" w16du:dateUtc="2026-08-11T22:39:00Z">
-          <w:pPr>
-            <w:pStyle w:val="ListParagraph"/>
-            <w:spacing w:line="480" w:lineRule="auto"/>
-          </w:pPr>
-        </w:pPrChange>
-      </w:pPr>
-      <w:ins w:id="239" w:author="Anna Seaman" w:date="2026-08-11T17:37:00Z">
-        <w:r>
-          <w:rPr>
-            <w:rFonts w:ascii="Aptos" w:hAnsi="Aptos" w:cs="Aptos" w:eastAsia="Aptos"/>
-            <w:color w:val="000000"/>
-            <w:sz w:val="24"/>
-            <w:szCs w:val="24"/>
-          </w:rPr>
-          <w:t>Include in this presentation your policy on caring for all athletes, referring to them by their preferred names and pronouns. Also include the mental health concerns among this population.</w:t>
-        </w:r>
-      </w:ins>
+      </w:pPr>
+      <w:r>
+        <w:rPr>
+          <w:color w:val="000000"/>
+          <w:sz w:val="24"/>
+          <w:szCs w:val="24"/>
+        </w:rPr>
+        <w:t>Include in this presentation your policy on caring for all athletes, referring to them by their preferred names and pronouns. Also include the mental health concerns among this population.</w:t>
+      </w:r>
     </w:p>
     <w:p>
       <w:pPr>
@@ -469,35 +336,22 @@
         <w:spacing w:line="480" w:lineRule="auto"/>
         <w:jc w:val="both"/>
         <w:rPr>
-          <w:ins w:id="240" w:author="Anna Seaman" w:date="2026-08-11T17:37:00Z"/>
           <w:rFonts w:ascii="Times New Roman" w:hAnsi="Times New Roman" w:cs="Times New Roman"/>
           <w:color w:val="000000"/>
           <w:sz w:val="24"/>
           <w:szCs w:val="24"/>
         </w:rPr>
-        <w:pPrChange w:id="241" w:author="Anna Seaman" w:date="2026-08-11T17:39:00Z" w16du:dateUtc="2026-08-11T22:39:00Z">
-          <w:pPr>
-            <w:pStyle w:val="ListParagraph"/>
-            <w:numPr>
-              <w:numId w:val="25"/>
-            </w:numPr>
-            <w:spacing w:line="480" w:lineRule="auto"/>
-          </w:pPr>
-        </w:pPrChange>
-      </w:pPr>
-      <w:ins w:id="242" w:author="Anna Seaman" w:date="2026-08-11T17:37:00Z">
-        <w:r>
-          <w:rPr>
-            <w:rFonts w:ascii="Aptos" w:hAnsi="Aptos" w:cs="Aptos" w:eastAsia="Aptos"/>
-            <w:b/>
-            <w:bCs/>
-            <w:color w:val="000000"/>
-            <w:sz w:val="24"/>
-            <w:szCs w:val="24"/>
-          </w:rPr>
-          <w:t>Head Injuries</w:t>
-        </w:r>
-      </w:ins>
+      </w:pPr>
+      <w:r>
+        <w:rPr>
+          <w:b/>
+          <w:bCs/>
+          <w:color w:val="000000"/>
+          <w:sz w:val="24"/>
+          <w:szCs w:val="24"/>
+        </w:rPr>
+        <w:t>Head Injuries</w:t>
+      </w:r>
     </w:p>
     <w:p>
       <w:pPr>
@@ -505,30 +359,20 @@
         <w:spacing w:line="480" w:lineRule="auto"/>
         <w:jc w:val="both"/>
         <w:rPr>
-          <w:ins w:id="243" w:author="Anna Seaman" w:date="2026-08-11T17:37:00Z"/>
           <w:rFonts w:ascii="Times New Roman" w:hAnsi="Times New Roman" w:cs="Times New Roman"/>
           <w:color w:val="000000"/>
           <w:sz w:val="24"/>
           <w:szCs w:val="24"/>
         </w:rPr>
-        <w:pPrChange w:id="244" w:author="Anna Seaman" w:date="2026-08-11T17:39:00Z" w16du:dateUtc="2026-08-11T22:39:00Z">
-          <w:pPr>
-            <w:pStyle w:val="ListParagraph"/>
-            <w:spacing w:line="480" w:lineRule="auto"/>
-          </w:pPr>
-        </w:pPrChange>
-      </w:pPr>
-      <w:ins w:id="245" w:author="Anna Seaman" w:date="2026-08-11T17:37:00Z">
-        <w:r>
-          <w:rPr>
-            <w:rFonts w:ascii="Aptos" w:hAnsi="Aptos" w:cs="Aptos" w:eastAsia="Aptos"/>
-            <w:color w:val="000000"/>
-            <w:sz w:val="24"/>
-            <w:szCs w:val="24"/>
-          </w:rPr>
-          <w:t>Include in this presentation red flags and warning signs of a concussion, as well as your management and return-to-play policy for head injuries.</w:t>
-        </w:r>
-      </w:ins>
+      </w:pPr>
+      <w:r>
+        <w:rPr>
+          <w:color w:val="000000"/>
+          <w:sz w:val="24"/>
+          <w:szCs w:val="24"/>
+        </w:rPr>
+        <w:t>Include in this presentation red flags and warning signs of a concussion, as well as your management and return-to-play policy for head injuries.</w:t>
+      </w:r>
     </w:p>
     <w:p>
       <w:pPr>
@@ -540,35 +384,22 @@
         <w:spacing w:line="480" w:lineRule="auto"/>
         <w:jc w:val="both"/>
         <w:rPr>
-          <w:ins w:id="246" w:author="Anna Seaman" w:date="2026-08-11T17:37:00Z"/>
           <w:rFonts w:ascii="Times New Roman" w:hAnsi="Times New Roman" w:cs="Times New Roman"/>
           <w:color w:val="000000"/>
           <w:sz w:val="24"/>
           <w:szCs w:val="24"/>
         </w:rPr>
-        <w:pPrChange w:id="247" w:author="Anna Seaman" w:date="2026-08-11T17:39:00Z" w16du:dateUtc="2026-08-11T22:39:00Z">
-          <w:pPr>
-            <w:pStyle w:val="ListParagraph"/>
-            <w:numPr>
-              <w:numId w:val="26"/>
-            </w:numPr>
-            <w:spacing w:line="480" w:lineRule="auto"/>
-          </w:pPr>
-        </w:pPrChange>
-      </w:pPr>
-      <w:ins w:id="248" w:author="Anna Seaman" w:date="2026-08-11T17:37:00Z">
-        <w:r>
-          <w:rPr>
-            <w:rFonts w:ascii="Aptos" w:hAnsi="Aptos" w:cs="Aptos" w:eastAsia="Aptos"/>
-            <w:b/>
-            <w:bCs/>
-            <w:color w:val="000000"/>
-            <w:sz w:val="24"/>
-            <w:szCs w:val="24"/>
-          </w:rPr>
-          <w:t>Title IX</w:t>
-        </w:r>
-      </w:ins>
+      </w:pPr>
+      <w:r>
+        <w:rPr>
+          <w:b/>
+          <w:bCs/>
+          <w:color w:val="000000"/>
+          <w:sz w:val="24"/>
+          <w:szCs w:val="24"/>
+        </w:rPr>
+        <w:t>Title IX</w:t>
+      </w:r>
     </w:p>
     <w:p>
       <w:pPr>
@@ -576,30 +407,20 @@
         <w:spacing w:line="480" w:lineRule="auto"/>
         <w:jc w:val="both"/>
         <w:rPr>
-          <w:ins w:id="249" w:author="Anna Seaman" w:date="2026-08-11T17:37:00Z"/>
           <w:rFonts w:ascii="Times New Roman" w:hAnsi="Times New Roman" w:cs="Times New Roman"/>
           <w:color w:val="000000"/>
           <w:sz w:val="24"/>
           <w:szCs w:val="24"/>
         </w:rPr>
-        <w:pPrChange w:id="250" w:author="Anna Seaman" w:date="2026-08-11T17:39:00Z" w16du:dateUtc="2026-08-11T22:39:00Z">
-          <w:pPr>
-            <w:pStyle w:val="ListParagraph"/>
-            <w:spacing w:line="480" w:lineRule="auto"/>
-          </w:pPr>
-        </w:pPrChange>
-      </w:pPr>
-      <w:ins w:id="251" w:author="Anna Seaman" w:date="2026-08-11T17:37:00Z">
-        <w:r>
-          <w:rPr>
-            <w:rFonts w:ascii="Aptos" w:hAnsi="Aptos" w:cs="Aptos" w:eastAsia="Aptos"/>
-            <w:color w:val="000000"/>
-            <w:sz w:val="24"/>
-            <w:szCs w:val="24"/>
-          </w:rPr>
-          <w:t>How this federal law applies to sport, safety, and health care in the high school setting. How the health care staff monitors and follows this law, and how reporting works when a student, staff, parent, coach, or other person reports an incident.</w:t>
-        </w:r>
-      </w:ins>
+      </w:pPr>
+      <w:r>
+        <w:rPr>
+          <w:color w:val="000000"/>
+          <w:sz w:val="24"/>
+          <w:szCs w:val="24"/>
+        </w:rPr>
+        <w:t>How this federal law applies to sport, safety, and health care in the high school setting. How the health care staff monitors and follows this law, and how reporting works when a student, staff, parent, coach, or other person reports an incident.</w:t>
+      </w:r>
     </w:p>
     <w:p>
       <w:pPr>
@@ -611,37 +432,22 @@
         <w:spacing w:line="480" w:lineRule="auto"/>
         <w:jc w:val="both"/>
         <w:rPr>
-          <w:ins w:id="252" w:author="Anna Seaman" w:date="2026-08-11T17:37:00Z"/>
           <w:rFonts w:ascii="Times New Roman" w:hAnsi="Times New Roman" w:cs="Times New Roman"/>
           <w:color w:val="000000"/>
           <w:sz w:val="24"/>
           <w:szCs w:val="24"/>
-          <w:rPrChange w:id="253" w:author="Anna Seaman" w:date="2026-08-11T17:37:00Z" w16du:dateUtc="2026-08-11T22:37:00Z">
-            <w:rPr>
-              <w:ins w:id="254" w:author="Anna Seaman" w:date="2026-08-11T17:37:00Z"/>
-            </w:rPr>
-          </w:rPrChange>
-        </w:rPr>
-        <w:pPrChange w:id="255" w:author="Anna Seaman" w:date="2026-08-11T17:39:00Z" w16du:dateUtc="2026-08-11T22:39:00Z">
-          <w:pPr>
-            <w:pStyle w:val="ListParagraph"/>
-            <w:spacing w:line="480" w:lineRule="auto"/>
-          </w:pPr>
-        </w:pPrChange>
-      </w:pPr>
-      <w:ins w:id="256" w:author="Anna Seaman" w:date="2026-08-11T17:37:00Z">
-        <w:r>
-          <w:rPr>
-            <w:rFonts w:ascii="Aptos" w:hAnsi="Aptos" w:cs="Aptos" w:eastAsia="Aptos"/>
-            <w:b/>
-            <w:bCs/>
-            <w:color w:val="000000"/>
-            <w:sz w:val="24"/>
-            <w:szCs w:val="24"/>
-          </w:rPr>
-          <w:t>Immunizations</w:t>
-        </w:r>
-      </w:ins>
+        </w:rPr>
+      </w:pPr>
+      <w:r>
+        <w:rPr>
+          <w:b/>
+          <w:bCs/>
+          <w:color w:val="000000"/>
+          <w:sz w:val="24"/>
+          <w:szCs w:val="24"/>
+        </w:rPr>
+        <w:t>Immunizations</w:t>
+      </w:r>
     </w:p>
     <w:p>
       <w:pPr>
@@ -649,31 +455,29 @@
         <w:spacing w:line="480" w:lineRule="auto"/>
         <w:jc w:val="both"/>
         <w:rPr>
-          <w:ins w:id="257" w:author="Anna Seaman" w:date="2026-08-11T17:37:00Z"/>
           <w:rFonts w:ascii="Times New Roman" w:hAnsi="Times New Roman" w:cs="Times New Roman"/>
           <w:color w:val="000000"/>
           <w:sz w:val="24"/>
           <w:szCs w:val="24"/>
         </w:rPr>
-        <w:pPrChange w:id="258" w:author="Anna Seaman" w:date="2026-08-11T17:39:00Z" w16du:dateUtc="2026-08-11T22:39:00Z">
-          <w:pPr>
-            <w:pStyle w:val="ListParagraph"/>
-            <w:spacing w:line="480" w:lineRule="auto"/>
-          </w:pPr>
-        </w:pPrChange>
-      </w:pPr>
-      <w:ins w:id="259" w:author="Anna Seaman" w:date="2026-08-11T17:37:00Z">
-        <w:r>
-          <w:rPr>
-            <w:rFonts w:ascii="Aptos" w:hAnsi="Aptos" w:cs="Aptos" w:eastAsia="Aptos"/>
-            <w:color w:val="000000"/>
-            <w:sz w:val="24"/>
-            <w:szCs w:val="24"/>
-          </w:rPr>
-          <w:lastRenderedPageBreak/>
-          <w:t>The required immunizations at your school, particularly for sport participation, and any recommended vaccines (e.g., flu). This should include an explanation of how they work, why they were chosen, and the importance of community health, particularly as it relates to a group of athletes. Also, discuss other common infectious diseases that should be noted and treated. This would include skin rashes and infections.</w:t>
-        </w:r>
-      </w:ins>
+      </w:pPr>
+      <w:r>
+        <w:rPr>
+          <w:color w:val="000000"/>
+          <w:sz w:val="24"/>
+          <w:szCs w:val="24"/>
+        </w:rPr>
+        <w:t xml:space="preserve">The required immunizations at your school, particularly for sport participation, and any recommended vaccines (e.g., flu). This should include an explanation of how they work, why they were chosen, and the importance of community health, particularly as it relates to a group of athletes. Also, discuss other common </w:t>
+      </w:r>
+      <w:r>
+        <w:rPr>
+          <w:color w:val="000000"/>
+          <w:sz w:val="24"/>
+          <w:szCs w:val="24"/>
+        </w:rPr>
+        <w:lastRenderedPageBreak/>
+        <w:t>infectious diseases that should be noted and treated. This would include skin rashes and infections.</w:t>
+      </w:r>
     </w:p>
     <w:p>
       <w:pPr>
@@ -685,37 +489,22 @@
         <w:spacing w:line="480" w:lineRule="auto"/>
         <w:jc w:val="both"/>
         <w:rPr>
-          <w:ins w:id="260" w:author="Anna Seaman" w:date="2026-08-11T17:37:00Z"/>
           <w:rFonts w:ascii="Times New Roman" w:hAnsi="Times New Roman" w:cs="Times New Roman"/>
           <w:color w:val="000000"/>
           <w:sz w:val="24"/>
           <w:szCs w:val="24"/>
-          <w:rPrChange w:id="261" w:author="Anna Seaman" w:date="2026-08-11T17:38:00Z" w16du:dateUtc="2026-08-11T22:38:00Z">
-            <w:rPr>
-              <w:ins w:id="262" w:author="Anna Seaman" w:date="2026-08-11T17:37:00Z"/>
-            </w:rPr>
-          </w:rPrChange>
-        </w:rPr>
-        <w:pPrChange w:id="263" w:author="Anna Seaman" w:date="2026-08-11T17:39:00Z" w16du:dateUtc="2026-08-11T22:39:00Z">
-          <w:pPr>
-            <w:pStyle w:val="ListParagraph"/>
-            <w:spacing w:line="480" w:lineRule="auto"/>
-          </w:pPr>
-        </w:pPrChange>
-      </w:pPr>
-      <w:ins w:id="264" w:author="Anna Seaman" w:date="2026-08-11T17:37:00Z">
-        <w:r>
-          <w:rPr>
-            <w:rFonts w:ascii="Aptos" w:hAnsi="Aptos" w:cs="Aptos" w:eastAsia="Aptos"/>
-            <w:b/>
-            <w:bCs/>
-            <w:color w:val="000000"/>
-            <w:sz w:val="24"/>
-            <w:szCs w:val="24"/>
-          </w:rPr>
-          <w:t>Heat Illness</w:t>
-        </w:r>
-      </w:ins>
+        </w:rPr>
+      </w:pPr>
+      <w:r>
+        <w:rPr>
+          <w:b/>
+          <w:bCs/>
+          <w:color w:val="000000"/>
+          <w:sz w:val="24"/>
+          <w:szCs w:val="24"/>
+        </w:rPr>
+        <w:t>Heat Illness</w:t>
+      </w:r>
     </w:p>
     <w:p>
       <w:pPr>
@@ -723,30 +512,56 @@
         <w:spacing w:line="480" w:lineRule="auto"/>
         <w:jc w:val="both"/>
         <w:rPr>
-          <w:ins w:id="265" w:author="Anna Seaman" w:date="2026-08-11T17:37:00Z"/>
           <w:rFonts w:ascii="Times New Roman" w:hAnsi="Times New Roman" w:cs="Times New Roman"/>
           <w:color w:val="000000"/>
           <w:sz w:val="24"/>
           <w:szCs w:val="24"/>
         </w:rPr>
-        <w:pPrChange w:id="266" w:author="Anna Seaman" w:date="2026-08-11T17:39:00Z" w16du:dateUtc="2026-08-11T22:39:00Z">
-          <w:pPr>
-            <w:pStyle w:val="ListParagraph"/>
-            <w:spacing w:line="480" w:lineRule="auto"/>
-          </w:pPr>
-        </w:pPrChange>
-      </w:pPr>
-      <w:ins w:id="267" w:author="Anna Seaman" w:date="2026-08-11T17:37:00Z">
-        <w:r>
-          <w:rPr>
-            <w:rFonts w:ascii="Aptos" w:hAnsi="Aptos" w:cs="Aptos" w:eastAsia="Aptos"/>
-            <w:color w:val="000000"/>
-            <w:sz w:val="24"/>
-            <w:szCs w:val="24"/>
-          </w:rPr>
-          <w:t>Discuss the signs and symptoms of heat illnesses (heat cramps, heat syncope, exertional heat exhaustion, and exertional heat stroke). Describe how athletes can recognize the signs and symptoms of each heat illness and red flags to watch for. Also discuss your policies for managing exertional heat stroke, including diagnosis, treatment, and when to transport to the hospital. In your diagnosis discussion, you should include whether or not the use of rectal thermometry is in place at your school. Discuss why or why not and the purpose of its use as the gold standard for diagnosing exertional heat stroke. In your discussion of treatment, discuss if cold water immersion is in place at your school and the equipment you will use for it, as well as why it is the gold standard for treating exertional heat stroke.</w:t>
-        </w:r>
-      </w:ins>
+      </w:pPr>
+      <w:r>
+        <w:rPr>
+          <w:color w:val="000000"/>
+          <w:sz w:val="24"/>
+          <w:szCs w:val="24"/>
+        </w:rPr>
+        <w:t xml:space="preserve">Discuss the signs and symptoms of heat illnesses (heat cramps, heat syncope, exertional heat exhaustion, and exertional heat stroke). Describe how athletes can recognize the signs and symptoms of each heat illness and red flags to watch for. Also discuss your policies for managing exertional heat stroke, including diagnosis, treatment, and when to transport to the hospital. In your diagnosis discussion, you should include </w:t>
+      </w:r>
+      <w:proofErr w:type="gramStart"/>
+      <w:r>
+        <w:rPr>
+          <w:color w:val="000000"/>
+          <w:sz w:val="24"/>
+          <w:szCs w:val="24"/>
+        </w:rPr>
+        <w:t>whether or not</w:t>
+      </w:r>
+      <w:proofErr w:type="gramEnd"/>
+      <w:r>
+        <w:rPr>
+          <w:color w:val="000000"/>
+          <w:sz w:val="24"/>
+          <w:szCs w:val="24"/>
+        </w:rPr>
+        <w:t xml:space="preserve"> the use of rectal thermometry is in place at your school. Discuss why or why not and the purpose of its use as the gold standard for diagnosing exertional heat stroke. In your discussion of treatment, discuss </w:t>
+      </w:r>
+      <w:proofErr w:type="gramStart"/>
+      <w:r>
+        <w:rPr>
+          <w:color w:val="000000"/>
+          <w:sz w:val="24"/>
+          <w:szCs w:val="24"/>
+        </w:rPr>
+        <w:t>if</w:t>
+      </w:r>
+      <w:proofErr w:type="gramEnd"/>
+      <w:r>
+        <w:rPr>
+          <w:color w:val="000000"/>
+          <w:sz w:val="24"/>
+          <w:szCs w:val="24"/>
+        </w:rPr>
+        <w:t xml:space="preserve"> cold water immersion is in place at your school and the equipment you will use for it, as well as why it is the gold standard for treating exertional heat stroke.</w:t>
+      </w:r>
     </w:p>
     <w:p>
       <w:pPr>
@@ -758,35 +573,22 @@
         <w:spacing w:line="480" w:lineRule="auto"/>
         <w:jc w:val="both"/>
         <w:rPr>
-          <w:ins w:id="268" w:author="Anna Seaman" w:date="2026-08-11T17:37:00Z"/>
           <w:rFonts w:ascii="Times New Roman" w:hAnsi="Times New Roman" w:cs="Times New Roman"/>
           <w:color w:val="000000"/>
           <w:sz w:val="24"/>
           <w:szCs w:val="24"/>
         </w:rPr>
-        <w:pPrChange w:id="269" w:author="Anna Seaman" w:date="2026-08-11T17:39:00Z" w16du:dateUtc="2026-08-11T22:39:00Z">
-          <w:pPr>
-            <w:pStyle w:val="ListParagraph"/>
-            <w:numPr>
-              <w:numId w:val="29"/>
-            </w:numPr>
-            <w:spacing w:line="480" w:lineRule="auto"/>
-          </w:pPr>
-        </w:pPrChange>
-      </w:pPr>
-      <w:ins w:id="270" w:author="Anna Seaman" w:date="2026-08-11T17:37:00Z">
-        <w:r>
-          <w:rPr>
-            <w:rFonts w:ascii="Aptos" w:hAnsi="Aptos" w:cs="Aptos" w:eastAsia="Aptos"/>
-            <w:b/>
-            <w:bCs/>
-            <w:color w:val="000000"/>
-            <w:sz w:val="24"/>
-            <w:szCs w:val="24"/>
-          </w:rPr>
-          <w:t>Athlete Safety and Mental Health</w:t>
-        </w:r>
-      </w:ins>
+      </w:pPr>
+      <w:r>
+        <w:rPr>
+          <w:b/>
+          <w:bCs/>
+          <w:color w:val="000000"/>
+          <w:sz w:val="24"/>
+          <w:szCs w:val="24"/>
+        </w:rPr>
+        <w:t>Athlete Safety and Mental Health</w:t>
+      </w:r>
     </w:p>
     <w:p>
       <w:pPr>
@@ -794,50 +596,20 @@
         <w:spacing w:after="0" w:line="480" w:lineRule="auto"/>
         <w:jc w:val="both"/>
         <w:rPr>
-          <w:ins w:id="271" w:author="Anna Seaman" w:date="2026-08-11T17:37:00Z" w16du:dateUtc="2026-08-11T22:37:00Z"/>
           <w:rFonts w:ascii="Times New Roman" w:hAnsi="Times New Roman" w:cs="Times New Roman"/>
           <w:color w:val="000000"/>
           <w:sz w:val="24"/>
           <w:szCs w:val="24"/>
-          <w:rPrChange w:id="272" w:author="Anna Seaman" w:date="2026-08-11T17:37:00Z" w16du:dateUtc="2026-08-11T22:37:00Z">
-            <w:rPr>
-              <w:ins w:id="273" w:author="Anna Seaman" w:date="2026-08-11T17:37:00Z" w16du:dateUtc="2026-08-11T22:37:00Z"/>
-              <w:rFonts w:ascii="Times New Roman" w:hAnsi="Times New Roman" w:cs="Times New Roman"/>
-              <w:b/>
-              <w:bCs/>
-              <w:color w:val="000000"/>
-              <w:sz w:val="24"/>
-              <w:szCs w:val="24"/>
-            </w:rPr>
-          </w:rPrChange>
-        </w:rPr>
-        <w:pPrChange w:id="274" w:author="Anna Seaman" w:date="2026-08-11T17:39:00Z" w16du:dateUtc="2026-08-11T22:39:00Z">
-          <w:pPr>
-            <w:spacing w:after="0" w:line="480" w:lineRule="auto"/>
-          </w:pPr>
-        </w:pPrChange>
-      </w:pPr>
-      <w:ins w:id="275" w:author="Anna Seaman" w:date="2026-08-11T17:37:00Z">
-        <w:r>
-          <w:rPr>
-            <w:rFonts w:ascii="Aptos" w:hAnsi="Aptos" w:cs="Aptos" w:eastAsia="Aptos"/>
-            <w:color w:val="000000"/>
-            <w:sz w:val="24"/>
-            <w:szCs w:val="24"/>
-          </w:rPr>
-          <w:t xml:space="preserve">Discuss policies to protect athletes from physical and psychological harm while participating in sport. This includes harm from coaches, fans, social media, and other players and includes all types of harm from harassment, sexual misconduct, and mental abuse. This includes the school’s mental health policies, viewpoint, and access. Consider including mental health concerns in the high school population, specifically the athletes. </w:t>
-        </w:r>
-        <w:r>
-          <w:rPr>
-            <w:rFonts w:ascii="Aptos" w:hAnsi="Aptos" w:cs="Aptos" w:eastAsia="Aptos"/>
-            <w:color w:val="000000"/>
-            <w:sz w:val="24"/>
-            <w:szCs w:val="24"/>
-          </w:rPr>
-          <w:lastRenderedPageBreak/>
-          <w:t>How mental health concerns are identified and addressed. Who is involved in managing a student or other member experiencing mental health distress?</w:t>
-        </w:r>
-      </w:ins>
+        </w:rPr>
+      </w:pPr>
+      <w:r>
+        <w:rPr>
+          <w:color w:val="000000"/>
+          <w:sz w:val="24"/>
+          <w:szCs w:val="24"/>
+        </w:rPr>
+        <w:t>Discuss policies to protect athletes from physical and psychological harm while participating in sport. This includes harm from coaches, fans, social media, and other players and includes all types of harm from harassment, sexual misconduct, and mental abuse. This includes the school’s mental health policies, viewpoint, and access. Consider including mental health concerns in the high school population, specifically the athletes. How mental health concerns are identified and addressed. Who is involved in managing a student or other member experiencing mental health distress?</w:t>
+      </w:r>
     </w:p>
     <w:p>
       <w:pPr>
@@ -851,11 +623,11 @@
       </w:pPr>
       <w:r>
         <w:rPr>
-          <w:rFonts w:ascii="Aptos" w:hAnsi="Aptos" w:cs="Aptos" w:eastAsia="Aptos"/>
-          <w:color w:val="000000"/>
-          <w:sz w:val="24"/>
-          <w:szCs w:val="24"/>
-        </w:rPr>
+          <w:color w:val="000000"/>
+          <w:sz w:val="24"/>
+          <w:szCs w:val="24"/>
+        </w:rPr>
+        <w:lastRenderedPageBreak/>
         <w:t>Setting</w:t>
       </w:r>
     </w:p>
@@ -863,48 +635,23 @@
       <w:pPr>
         <w:spacing w:after="0" w:line="480" w:lineRule="auto"/>
         <w:rPr>
-          <w:del w:id="276" w:author="Anna Seaman" w:date="2026-08-11T17:39:00Z" w16du:dateUtc="2026-08-11T22:39:00Z"/>
           <w:rFonts w:ascii="Times New Roman" w:hAnsi="Times New Roman" w:cs="Times New Roman"/>
           <w:color w:val="000000"/>
           <w:sz w:val="24"/>
           <w:szCs w:val="24"/>
         </w:rPr>
       </w:pPr>
-      <w:ins w:id="277" w:author="Anna Seaman" w:date="2026-08-11T17:39:00Z">
-        <w:r>
-          <w:rPr>
-            <w:rFonts w:ascii="Aptos" w:hAnsi="Aptos" w:cs="Aptos" w:eastAsia="Aptos"/>
-            <w:color w:val="000000"/>
-            <w:sz w:val="24"/>
-            <w:szCs w:val="24"/>
-          </w:rPr>
-          <w:t>High school gymnasium</w:t>
-        </w:r>
-      </w:ins>
-      <w:del w:id="278" w:author="Anna Seaman" w:date="2026-08-11T17:39:00Z" w16du:dateUtc="2026-08-11T22:39:00Z">
-        <w:r>
-          <w:rPr>
-            <w:rFonts w:ascii="Times New Roman" w:hAnsi="Times New Roman" w:cs="Times New Roman"/>
-            <w:color w:val="000000"/>
-            <w:sz w:val="24"/>
-            <w:szCs w:val="24"/>
-            <w:rPrChange w:id="279" w:author="Anna Seaman" w:date="2026-08-11T17:39:00Z" w16du:dateUtc="2026-08-11T22:39:00Z">
-              <w:rPr>
-                <w:rFonts w:ascii="Times New Roman" w:hAnsi="Times New Roman" w:cs="Times New Roman"/>
-                <w:b/>
-                <w:bCs/>
-                <w:color w:val="000000"/>
-                <w:sz w:val="24"/>
-                <w:szCs w:val="24"/>
-              </w:rPr>
-            </w:rPrChange>
-          </w:rPr>
-          <w:delText>\qqPSM: Copy from the student ebook.xqq\</w:delText>
-        </w:r>
-      </w:del>
+      <w:r>
+        <w:rPr>
+          <w:color w:val="000000"/>
+          <w:sz w:val="24"/>
+          <w:szCs w:val="24"/>
+        </w:rPr>
+        <w:t>High school gymnasium</w:t>
+      </w:r>
     </w:p>
     <w:sectPr>
-      <w:footerReference w:type="default" r:id="rId14"/>
+      <w:footerReference w:type="default" r:id="rId8"/>
       <w:pgSz w:w="12240" w:h="15840"/>
       <w:pgMar w:top="1440" w:right="1440" w:bottom="1440" w:left="1440" w:header="706" w:footer="706" w:gutter="0"/>
       <w:cols w:space="720"/>
@@ -914,42 +661,6 @@
 </w:document>
 </file>
 
-<file path=word/comments.xml><?xml version="1.0" encoding="utf-8"?>
-<w:comments xmlns:wpc="http://schemas.microsoft.com/office/word/2010/wordprocessingCanvas" xmlns:cx="http://schemas.microsoft.com/office/drawing/2014/chartex" xmlns:cx1="http://schemas.microsoft.com/office/drawing/2015/9/8/chartex" xmlns:cx2="http://schemas.microsoft.com/office/drawing/2015/10/21/chartex" xmlns:cx3="http://schemas.microsoft.com/office/drawing/2016/5/9/chartex" xmlns:cx4="http://schemas.microsoft.com/office/drawing/2016/5/10/chartex" xmlns:cx5="http://schemas.microsoft.com/office/drawing/2016/5/11/chartex" xmlns:cx6="http://schemas.microsoft.com/office/drawing/2016/5/12/chartex" xmlns:cx7="http://schemas.microsoft.com/office/drawing/2016/5/13/chartex" xmlns:cx8="http://schemas.microsoft.com/office/drawing/2016/5/14/chartex" xmlns:mc="http://schemas.openxmlformats.org/markup-compatibility/2006" xmlns:aink="http://schemas.microsoft.com/office/drawing/2016/ink" xmlns:am3d="http://schemas.microsoft.com/office/drawing/2017/model3d" xmlns:o="urn:schemas-microsoft-com:office:office" xmlns:oel="http://schemas.microsoft.com/office/2019/extlst" xmlns:r="http://schemas.openxmlformats.org/officeDocument/2006/relationships" xmlns:m="http://schemas.openxmlformats.org/officeDocument/2006/math" xmlns:v="urn:schemas-microsoft-com:vml" xmlns:wp14="http://schemas.microsoft.com/office/word/2010/wordprocessingDrawing" xmlns:wp="http://schemas.openxmlformats.org/drawingml/2006/wordprocessingDrawing" xmlns:w10="urn:schemas-microsoft-com:office:word" xmlns:w="http://schemas.openxmlformats.org/wordprocessingml/2006/main" xmlns:w14="http://schemas.microsoft.com/office/word/2010/wordml" xmlns:w15="http://schemas.microsoft.com/office/word/2012/wordml" xmlns:w16cex="http://schemas.microsoft.com/office/word/2018/wordml/cex" xmlns:w16cid="http://schemas.microsoft.com/office/word/2016/wordml/cid" xmlns:w16="http://schemas.microsoft.com/office/word/2018/wordml" xmlns:w16du="http://schemas.microsoft.com/office/word/2023/wordml/word16du" xmlns:w16sdtdh="http://schemas.microsoft.com/office/word/2020/wordml/sdtdatahash" xmlns:w16sdtfl="http://schemas.microsoft.com/office/word/2024/wordml/sdtformatlock" xmlns:w16se="http://schemas.microsoft.com/office/word/2015/wordml/symex" xmlns:wpg="http://schemas.microsoft.com/office/word/2010/wordprocessingGroup" xmlns:wpi="http://schemas.microsoft.com/office/word/2010/wordprocessingInk" xmlns:wne="http://schemas.microsoft.com/office/word/2006/wordml" xmlns:wps="http://schemas.microsoft.com/office/word/2010/wordprocessingShape" mc:Ignorable="w14 w15 w16se w16cid w16 w16cex w16sdtdh w16sdtfl w16du wp14">
-  <w:comment w:id="344" w:author="ED" w:date="2026-05-22T23:15:00Z" w:initials="ED">
-    <w:p>
-      <w:pPr>
-        <w:pStyle w:val="CommentText"/>
-      </w:pPr>
-      <w:r>
-        <w:rPr>
-          <w:rStyle w:val="CommentReference"/>
-        </w:rPr>
-        <w:annotationRef/>
-      </w:r>
-      <w:r>
-        <w:rPr>
-          <w:rFonts w:ascii="Aptos" w:hAnsi="Aptos" w:eastAsia="Aptos" w:cs="Aptos"/>
-        </w:rPr>
-        <w:t>Comp: Set as sublist</w:t>
-      </w:r>
-    </w:p>
-  </w:comment>
-</w:comments>
-</file>
-
-<file path=word/commentsExtended.xml><?xml version="1.0" encoding="utf-8"?>
-<w15:commentsEx xmlns:wpc="http://schemas.microsoft.com/office/word/2010/wordprocessingCanvas" xmlns:cx="http://schemas.microsoft.com/office/drawing/2014/chartex" xmlns:cx1="http://schemas.microsoft.com/office/drawing/2015/9/8/chartex" xmlns:cx2="http://schemas.microsoft.com/office/drawing/2015/10/21/chartex" xmlns:cx3="http://schemas.microsoft.com/office/drawing/2016/5/9/chartex" xmlns:cx4="http://schemas.microsoft.com/office/drawing/2016/5/10/chartex" xmlns:cx5="http://schemas.microsoft.com/office/drawing/2016/5/11/chartex" xmlns:cx6="http://schemas.microsoft.com/office/drawing/2016/5/12/chartex" xmlns:cx7="http://schemas.microsoft.com/office/drawing/2016/5/13/chartex" xmlns:cx8="http://schemas.microsoft.com/office/drawing/2016/5/14/chartex" xmlns:mc="http://schemas.openxmlformats.org/markup-compatibility/2006" xmlns:aink="http://schemas.microsoft.com/office/drawing/2016/ink" xmlns:am3d="http://schemas.microsoft.com/office/drawing/2017/model3d" xmlns:o="urn:schemas-microsoft-com:office:office" xmlns:oel="http://schemas.microsoft.com/office/2019/extlst" xmlns:r="http://schemas.openxmlformats.org/officeDocument/2006/relationships" xmlns:m="http://schemas.openxmlformats.org/officeDocument/2006/math" xmlns:v="urn:schemas-microsoft-com:vml" xmlns:wp14="http://schemas.microsoft.com/office/word/2010/wordprocessingDrawing" xmlns:wp="http://schemas.openxmlformats.org/drawingml/2006/wordprocessingDrawing" xmlns:w10="urn:schemas-microsoft-com:office:word" xmlns:w="http://schemas.openxmlformats.org/wordprocessingml/2006/main" xmlns:w14="http://schemas.microsoft.com/office/word/2010/wordml" xmlns:w15="http://schemas.microsoft.com/office/word/2012/wordml" xmlns:w16cex="http://schemas.microsoft.com/office/word/2018/wordml/cex" xmlns:w16cid="http://schemas.microsoft.com/office/word/2016/wordml/cid" xmlns:w16="http://schemas.microsoft.com/office/word/2018/wordml" xmlns:w16du="http://schemas.microsoft.com/office/word/2023/wordml/word16du" xmlns:w16sdtdh="http://schemas.microsoft.com/office/word/2020/wordml/sdtdatahash" xmlns:w16sdtfl="http://schemas.microsoft.com/office/word/2024/wordml/sdtformatlock" xmlns:w16se="http://schemas.microsoft.com/office/word/2015/wordml/symex" xmlns:wpg="http://schemas.microsoft.com/office/word/2010/wordprocessingGroup" xmlns:wpi="http://schemas.microsoft.com/office/word/2010/wordprocessingInk" xmlns:wne="http://schemas.microsoft.com/office/word/2006/wordml" xmlns:wps="http://schemas.microsoft.com/office/word/2010/wordprocessingShape" mc:Ignorable="w14 w15 w16se w16cid w16 w16cex w16sdtdh w16sdtfl w16du wp14">
-  <w15:commentEx w15:paraId="79E9592C" w15:done="0"/>
-</w15:commentsEx>
-</file>
-
-<file path=word/commentsIds.xml><?xml version="1.0" encoding="utf-8"?>
-<w16cid:commentsIds xmlns:wpc="http://schemas.microsoft.com/office/word/2010/wordprocessingCanvas" xmlns:cx="http://schemas.microsoft.com/office/drawing/2014/chartex" xmlns:cx1="http://schemas.microsoft.com/office/drawing/2015/9/8/chartex" xmlns:cx2="http://schemas.microsoft.com/office/drawing/2015/10/21/chartex" xmlns:cx3="http://schemas.microsoft.com/office/drawing/2016/5/9/chartex" xmlns:cx4="http://schemas.microsoft.com/office/drawing/2016/5/10/chartex" xmlns:cx5="http://schemas.microsoft.com/office/drawing/2016/5/11/chartex" xmlns:cx6="http://schemas.microsoft.com/office/drawing/2016/5/12/chartex" xmlns:cx7="http://schemas.microsoft.com/office/drawing/2016/5/13/chartex" xmlns:cx8="http://schemas.microsoft.com/office/drawing/2016/5/14/chartex" xmlns:mc="http://schemas.openxmlformats.org/markup-compatibility/2006" xmlns:aink="http://schemas.microsoft.com/office/drawing/2016/ink" xmlns:am3d="http://schemas.microsoft.com/office/drawing/2017/model3d" xmlns:o="urn:schemas-microsoft-com:office:office" xmlns:oel="http://schemas.microsoft.com/office/2019/extlst" xmlns:r="http://schemas.openxmlformats.org/officeDocument/2006/relationships" xmlns:m="http://schemas.openxmlformats.org/officeDocument/2006/math" xmlns:v="urn:schemas-microsoft-com:vml" xmlns:wp14="http://schemas.microsoft.com/office/word/2010/wordprocessingDrawing" xmlns:wp="http://schemas.openxmlformats.org/drawingml/2006/wordprocessingDrawing" xmlns:w10="urn:schemas-microsoft-com:office:word" xmlns:w="http://schemas.openxmlformats.org/wordprocessingml/2006/main" xmlns:w14="http://schemas.microsoft.com/office/word/2010/wordml" xmlns:w15="http://schemas.microsoft.com/office/word/2012/wordml" xmlns:w16cex="http://schemas.microsoft.com/office/word/2018/wordml/cex" xmlns:w16cid="http://schemas.microsoft.com/office/word/2016/wordml/cid" xmlns:w16="http://schemas.microsoft.com/office/word/2018/wordml" xmlns:w16du="http://schemas.microsoft.com/office/word/2023/wordml/word16du" xmlns:w16sdtdh="http://schemas.microsoft.com/office/word/2020/wordml/sdtdatahash" xmlns:w16sdtfl="http://schemas.microsoft.com/office/word/2024/wordml/sdtformatlock" xmlns:w16se="http://schemas.microsoft.com/office/word/2015/wordml/symex" xmlns:wpg="http://schemas.microsoft.com/office/word/2010/wordprocessingGroup" xmlns:wpi="http://schemas.microsoft.com/office/word/2010/wordprocessingInk" xmlns:wne="http://schemas.microsoft.com/office/word/2006/wordml" xmlns:wps="http://schemas.microsoft.com/office/word/2010/wordprocessingShape" mc:Ignorable="w14 w15 w16se w16cid w16 w16cex w16sdtdh w16sdtfl w16du wp14">
-  <w16cid:commentId w16cid:paraId="79E9592C" w16cid:durableId="79E9592C"/>
-</w16cid:commentsIds>
-</file>
-
 <file path=word/endnotes.xml><?xml version="1.0" encoding="utf-8"?>
 <w:endnotes xmlns:wpc="http://schemas.microsoft.com/office/word/2010/wordprocessingCanvas" xmlns:cx="http://schemas.microsoft.com/office/drawing/2014/chartex" xmlns:cx1="http://schemas.microsoft.com/office/drawing/2015/9/8/chartex" xmlns:cx2="http://schemas.microsoft.com/office/drawing/2015/10/21/chartex" xmlns:cx3="http://schemas.microsoft.com/office/drawing/2016/5/9/chartex" xmlns:cx4="http://schemas.microsoft.com/office/drawing/2016/5/10/chartex" xmlns:cx5="http://schemas.microsoft.com/office/drawing/2016/5/11/chartex" xmlns:cx6="http://schemas.microsoft.com/office/drawing/2016/5/12/chartex" xmlns:cx7="http://schemas.microsoft.com/office/drawing/2016/5/13/chartex" xmlns:cx8="http://schemas.microsoft.com/office/drawing/2016/5/14/chartex" xmlns:mc="http://schemas.openxmlformats.org/markup-compatibility/2006" xmlns:aink="http://schemas.microsoft.com/office/drawing/2016/ink" xmlns:am3d="http://schemas.microsoft.com/office/drawing/2017/model3d" xmlns:o="urn:schemas-microsoft-com:office:office" xmlns:oel="http://schemas.microsoft.com/office/2019/extlst" xmlns:r="http://schemas.openxmlformats.org/officeDocument/2006/relationships" xmlns:m="http://schemas.openxmlformats.org/officeDocument/2006/math" xmlns:v="urn:schemas-microsoft-com:vml" xmlns:wp14="http://schemas.microsoft.com/office/word/2010/wordprocessingDrawing" xmlns:wp="http://schemas.openxmlformats.org/drawingml/2006/wordprocessingDrawing" xmlns:w10="urn:schemas-microsoft-com:office:word" xmlns:w="http://schemas.openxmlformats.org/wordprocessingml/2006/main" xmlns:w14="http://schemas.microsoft.com/office/word/2010/wordml" xmlns:w15="http://schemas.microsoft.com/office/word/2012/wordml" xmlns:w16cex="http://schemas.microsoft.com/office/word/2018/wordml/cex" xmlns:w16cid="http://schemas.microsoft.com/office/word/2016/wordml/cid" xmlns:w16="http://schemas.microsoft.com/office/word/2018/wordml" xmlns:w16du="http://schemas.microsoft.com/office/word/2023/wordml/word16du" xmlns:w16sdtdh="http://schemas.microsoft.com/office/word/2020/wordml/sdtdatahash" xmlns:w16sdtfl="http://schemas.microsoft.com/office/word/2024/wordml/sdtformatlock" xmlns:w16se="http://schemas.microsoft.com/office/word/2015/wordml/symex" xmlns:wpg="http://schemas.microsoft.com/office/word/2010/wordprocessingGroup" xmlns:wpi="http://schemas.microsoft.com/office/word/2010/wordprocessingInk" xmlns:wne="http://schemas.microsoft.com/office/word/2006/wordml" xmlns:wps="http://schemas.microsoft.com/office/word/2010/wordprocessingShape" mc:Ignorable="w14 w15 w16se w16cid w16 w16cex w16sdtdh w16sdtfl w16du wp14">
   <w:endnote w:type="separator" w:id="-1">
@@ -976,22 +687,19 @@
 </file>
 
 <file path=word/footer1.xml><?xml version="1.0" encoding="utf-8"?>
-<w:ftr xmlns:m="http://schemas.openxmlformats.org/officeDocument/2006/math" xmlns:mc="http://schemas.openxmlformats.org/markup-compatibility/2006" xmlns:mo="http://schemas.microsoft.com/office/mac/office/2008/main" xmlns:mv="urn:schemas-microsoft-com:mac:vml" xmlns:o="urn:schemas-microsoft-com:office:office" xmlns:r="http://schemas.openxmlformats.org/officeDocument/2006/relationships" xmlns:v="urn:schemas-microsoft-com:vml" xmlns:w10="urn:schemas-microsoft-com:office:word" xmlns:w14="http://schemas.microsoft.com/office/word/2010/wordml" xmlns:w="http://schemas.openxmlformats.org/wordprocessingml/2006/main" xmlns:wne="http://schemas.microsoft.com/office/word/2006/wordml" xmlns:wp14="http://schemas.microsoft.com/office/word/2010/wordprocessingDrawing" xmlns:wp="http://schemas.openxmlformats.org/drawingml/2006/wordprocessingDrawing" xmlns:wpc="http://schemas.microsoft.com/office/word/2010/wordprocessingCanvas" xmlns:wpg="http://schemas.microsoft.com/office/word/2010/wordprocessingGroup" xmlns:wpi="http://schemas.microsoft.com/office/word/2010/wordprocessingInk" xmlns:wps="http://schemas.microsoft.com/office/word/2010/wordprocessingShape" mc:Ignorable="w14 wp14">
+<w:ftr xmlns:wpc="http://schemas.microsoft.com/office/word/2010/wordprocessingCanvas" xmlns:cx="http://schemas.microsoft.com/office/drawing/2014/chartex" xmlns:cx1="http://schemas.microsoft.com/office/drawing/2015/9/8/chartex" xmlns:cx2="http://schemas.microsoft.com/office/drawing/2015/10/21/chartex" xmlns:cx3="http://schemas.microsoft.com/office/drawing/2016/5/9/chartex" xmlns:cx4="http://schemas.microsoft.com/office/drawing/2016/5/10/chartex" xmlns:cx5="http://schemas.microsoft.com/office/drawing/2016/5/11/chartex" xmlns:cx6="http://schemas.microsoft.com/office/drawing/2016/5/12/chartex" xmlns:cx7="http://schemas.microsoft.com/office/drawing/2016/5/13/chartex" xmlns:cx8="http://schemas.microsoft.com/office/drawing/2016/5/14/chartex" xmlns:mc="http://schemas.openxmlformats.org/markup-compatibility/2006" xmlns:aink="http://schemas.microsoft.com/office/drawing/2016/ink" xmlns:am3d="http://schemas.microsoft.com/office/drawing/2017/model3d" xmlns:o="urn:schemas-microsoft-com:office:office" xmlns:oel="http://schemas.microsoft.com/office/2019/extlst" xmlns:r="http://schemas.openxmlformats.org/officeDocument/2006/relationships" xmlns:m="http://schemas.openxmlformats.org/officeDocument/2006/math" xmlns:v="urn:schemas-microsoft-com:vml" xmlns:wp14="http://schemas.microsoft.com/office/word/2010/wordprocessingDrawing" xmlns:wp="http://schemas.openxmlformats.org/drawingml/2006/wordprocessingDrawing" xmlns:w10="urn:schemas-microsoft-com:office:word" xmlns:w="http://schemas.openxmlformats.org/wordprocessingml/2006/main" xmlns:w14="http://schemas.microsoft.com/office/word/2010/wordml" xmlns:w15="http://schemas.microsoft.com/office/word/2012/wordml" xmlns:w16cex="http://schemas.microsoft.com/office/word/2018/wordml/cex" xmlns:w16cid="http://schemas.microsoft.com/office/word/2016/wordml/cid" xmlns:w16="http://schemas.microsoft.com/office/word/2018/wordml" xmlns:w16du="http://schemas.microsoft.com/office/word/2023/wordml/word16du" xmlns:w16sdtdh="http://schemas.microsoft.com/office/word/2020/wordml/sdtdatahash" xmlns:w16sdtfl="http://schemas.microsoft.com/office/word/2024/wordml/sdtformatlock" xmlns:w16se="http://schemas.microsoft.com/office/word/2015/wordml/symex" xmlns:wpg="http://schemas.microsoft.com/office/word/2010/wordprocessingGroup" xmlns:wpi="http://schemas.microsoft.com/office/word/2010/wordprocessingInk" xmlns:wne="http://schemas.microsoft.com/office/word/2006/wordml" xmlns:wps="http://schemas.microsoft.com/office/word/2010/wordprocessingShape" mc:Ignorable="w14 w15 w16se w16cid w16 w16cex w16sdtdh w16sdtfl w16du wp14">
   <w:p>
     <w:pPr>
-      <w:spacing w:line="240" w:lineRule="auto" w:before="0" w:after="0"/>
-      <w:jc w:val="left"/>
+      <w:spacing w:after="0" w:line="240" w:lineRule="auto"/>
     </w:pPr>
     <w:r>
       <w:rPr>
-        <w:rFonts w:ascii="Aptos" w:hAnsi="Aptos" w:eastAsia="Aptos" w:cs="Aptos"/>
         <w:sz w:val="18"/>
       </w:rPr>
       <w:t xml:space="preserve">From J.M. Larson and H.L. Stedge, </w:t>
     </w:r>
     <w:r>
       <w:rPr>
-        <w:rFonts w:ascii="Aptos" w:hAnsi="Aptos" w:eastAsia="Aptos" w:cs="Aptos"/>
         <w:i/>
         <w:sz w:val="18"/>
       </w:rPr>
@@ -999,7 +707,6 @@
     </w:r>
     <w:r>
       <w:rPr>
-        <w:rFonts w:ascii="Aptos" w:hAnsi="Aptos" w:eastAsia="Aptos" w:cs="Aptos"/>
         <w:sz w:val="18"/>
       </w:rPr>
       <w:t xml:space="preserve"> (Human Kinetics, 2027).</w:t>
@@ -4105,17 +3812,6 @@
     <w:abstractNumId w:val="15"/>
   </w:num>
 </w:numbering>
-</file>
-
-<file path=word/people.xml><?xml version="1.0" encoding="utf-8"?>
-<w15:people xmlns:wpc="http://schemas.microsoft.com/office/word/2010/wordprocessingCanvas" xmlns:cx="http://schemas.microsoft.com/office/drawing/2014/chartex" xmlns:cx1="http://schemas.microsoft.com/office/drawing/2015/9/8/chartex" xmlns:cx2="http://schemas.microsoft.com/office/drawing/2015/10/21/chartex" xmlns:cx3="http://schemas.microsoft.com/office/drawing/2016/5/9/chartex" xmlns:cx4="http://schemas.microsoft.com/office/drawing/2016/5/10/chartex" xmlns:cx5="http://schemas.microsoft.com/office/drawing/2016/5/11/chartex" xmlns:cx6="http://schemas.microsoft.com/office/drawing/2016/5/12/chartex" xmlns:cx7="http://schemas.microsoft.com/office/drawing/2016/5/13/chartex" xmlns:cx8="http://schemas.microsoft.com/office/drawing/2016/5/14/chartex" xmlns:mc="http://schemas.openxmlformats.org/markup-compatibility/2006" xmlns:aink="http://schemas.microsoft.com/office/drawing/2016/ink" xmlns:am3d="http://schemas.microsoft.com/office/drawing/2017/model3d" xmlns:o="urn:schemas-microsoft-com:office:office" xmlns:oel="http://schemas.microsoft.com/office/2019/extlst" xmlns:r="http://schemas.openxmlformats.org/officeDocument/2006/relationships" xmlns:m="http://schemas.openxmlformats.org/officeDocument/2006/math" xmlns:v="urn:schemas-microsoft-com:vml" xmlns:wp14="http://schemas.microsoft.com/office/word/2010/wordprocessingDrawing" xmlns:wp="http://schemas.openxmlformats.org/drawingml/2006/wordprocessingDrawing" xmlns:w10="urn:schemas-microsoft-com:office:word" xmlns:w="http://schemas.openxmlformats.org/wordprocessingml/2006/main" xmlns:w14="http://schemas.microsoft.com/office/word/2010/wordml" xmlns:w15="http://schemas.microsoft.com/office/word/2012/wordml" xmlns:w16cex="http://schemas.microsoft.com/office/word/2018/wordml/cex" xmlns:w16cid="http://schemas.microsoft.com/office/word/2016/wordml/cid" xmlns:w16="http://schemas.microsoft.com/office/word/2018/wordml" xmlns:w16du="http://schemas.microsoft.com/office/word/2023/wordml/word16du" xmlns:w16sdtdh="http://schemas.microsoft.com/office/word/2020/wordml/sdtdatahash" xmlns:w16sdtfl="http://schemas.microsoft.com/office/word/2024/wordml/sdtformatlock" xmlns:w16se="http://schemas.microsoft.com/office/word/2015/wordml/symex" xmlns:wpg="http://schemas.microsoft.com/office/word/2010/wordprocessingGroup" xmlns:wpi="http://schemas.microsoft.com/office/word/2010/wordprocessingInk" xmlns:wne="http://schemas.microsoft.com/office/word/2006/wordml" xmlns:wps="http://schemas.microsoft.com/office/word/2010/wordprocessingShape" mc:Ignorable="w14 w15 w16se w16cid w16 w16cex w16sdtdh w16sdtfl w16du wp14">
-  <w15:person w15:author="Anna Seaman">
-    <w15:presenceInfo w15:providerId="AD" w15:userId="S::AnnaS@hkusa.com::713ab380-bdda-4997-81d0-fa539102c996"/>
-  </w15:person>
-  <w15:person w15:author="ED">
-    <w15:presenceInfo w15:providerId="None" w15:userId="ED"/>
-  </w15:person>
-</w15:people>
 </file>
 
 <file path=word/styles.xml><?xml version="1.0" encoding="utf-8"?>
@@ -4519,7 +4215,7 @@
     <w:name w:val="Normal"/>
     <w:qFormat/>
     <w:rPr>
-      <w:rFonts w:ascii="Aptos" w:hAnsi="Aptos" w:eastAsia="Aptos" w:cs="Aptos"/>
+      <w:rFonts w:ascii="Aptos" w:eastAsia="Aptos" w:hAnsi="Aptos" w:cs="Aptos"/>
     </w:rPr>
   </w:style>
   <w:style w:type="paragraph" w:styleId="Heading1">
@@ -4730,6 +4426,7 @@
   <w:style w:type="character" w:default="1" w:styleId="DefaultParagraphFont">
     <w:name w:val="Default Paragraph Font"/>
     <w:uiPriority w:val="1"/>
+    <w:semiHidden/>
     <w:unhideWhenUsed/>
   </w:style>
   <w:style w:type="table" w:default="1" w:styleId="TableNormal">

--- a/assets/downloads/simulation-31/situation-and-setting.docx
+++ b/assets/downloads/simulation-31/situation-and-setting.docx
@@ -13,15 +13,19 @@
           <w:szCs w:val="24"/>
         </w:rPr>
       </w:pPr>
-      <w:bookmarkStart w:id="0" w:name="_Hlk214019919"/>
+      <w:bookmarkStart w:id="193" w:name="_Hlk214019919"/>
+      <w:bookmarkStart w:id="194" w:name="_Hlk217057319"/>
+      <w:bookmarkEnd w:id="192"/>
       <w:r>
         <w:rPr>
-          <w:rFonts w:ascii="Aptos" w:eastAsia="Aptos" w:hAnsi="Aptos" w:cs="Aptos"/>
+          <w:rFonts w:ascii="Aptos" w:hAnsi="Aptos" w:cs="Aptos" w:eastAsia="Aptos"/>
           <w:color w:val="000000"/>
+          <w:sz w:val="40"/>
+          <w:szCs w:val="40"/>
         </w:rPr>
         <w:t>Situation and Setting</w:t>
       </w:r>
-      <w:bookmarkEnd w:id="0"/>
+      <w:bookmarkEnd w:id="193"/>
     </w:p>
     <w:p>
       <w:pPr>
@@ -35,6 +39,25 @@
       </w:pPr>
       <w:r>
         <w:rPr>
+          <w:rFonts w:ascii="Aptos" w:hAnsi="Aptos" w:cs="Aptos" w:eastAsia="Aptos"/>
+          <w:color w:val="000000"/>
+          <w:sz w:val="24"/>
+          <w:szCs w:val="24"/>
+        </w:rPr>
+        <w:t/>
+      </w:r>
+      <w:r>
+        <w:rPr>
+          <w:rFonts w:ascii="Aptos" w:hAnsi="Aptos" w:cs="Aptos" w:eastAsia="Aptos"/>
+          <w:color w:val="000000"/>
+          <w:sz w:val="24"/>
+          <w:szCs w:val="24"/>
+        </w:rPr>
+        <w:t/>
+      </w:r>
+      <w:r>
+        <w:rPr>
+          <w:rFonts w:ascii="Aptos" w:hAnsi="Aptos" w:cs="Aptos" w:eastAsia="Aptos"/>
           <w:color w:val="000000"/>
           <w:sz w:val="24"/>
           <w:szCs w:val="24"/>
@@ -52,49 +75,15 @@
           <w:szCs w:val="24"/>
         </w:rPr>
       </w:pPr>
+      <w:bookmarkStart w:id="196" w:name="_Hlk217057335"/>
       <w:r>
         <w:rPr>
+          <w:rFonts w:ascii="Aptos" w:hAnsi="Aptos" w:cs="Aptos" w:eastAsia="Aptos"/>
           <w:color w:val="000000"/>
           <w:sz w:val="24"/>
           <w:szCs w:val="24"/>
         </w:rPr>
-        <w:t xml:space="preserve">This simulation will take up to 18 minutes per group, but you will participate in the audience for every presentation and stay the entire duration of this simulation event. You and your group are the athletic training staff at a local high school. You are to prepare a 10-minute presentation </w:t>
-      </w:r>
-      <w:proofErr w:type="gramStart"/>
-      <w:r>
-        <w:rPr>
-          <w:color w:val="000000"/>
-          <w:sz w:val="24"/>
-          <w:szCs w:val="24"/>
-        </w:rPr>
-        <w:t>to</w:t>
-      </w:r>
-      <w:proofErr w:type="gramEnd"/>
-      <w:r>
-        <w:rPr>
-          <w:color w:val="000000"/>
-          <w:sz w:val="24"/>
-          <w:szCs w:val="24"/>
-        </w:rPr>
-        <w:t xml:space="preserve"> the athletes, parents, coaches, ATs, students, and other attendees in the audience. At the end of the presentation, there will be eight minutes for questions. Your audience will ask you questions based on your topic. Please answer them as the medical providers on staff for this high school, and they are your athletes, parents, and coaches. The topic areas you will be assigned are from the following list and </w:t>
-      </w:r>
-      <w:proofErr w:type="gramStart"/>
-      <w:r>
-        <w:rPr>
-          <w:color w:val="000000"/>
-          <w:sz w:val="24"/>
-          <w:szCs w:val="24"/>
-        </w:rPr>
-        <w:t>includes</w:t>
-      </w:r>
-      <w:proofErr w:type="gramEnd"/>
-      <w:r>
-        <w:rPr>
-          <w:color w:val="000000"/>
-          <w:sz w:val="24"/>
-          <w:szCs w:val="24"/>
-        </w:rPr>
-        <w:t xml:space="preserve"> suggestions for what could be addressed:</w:t>
+        <w:t>This simulation will take up to 18 minutes per group, but you will participate in the audience for every presentation and stay the entire duration of this simulation event. You and your group are the athletic training staff at a local high school. You are to prepare a 10-minute presentation to the athletes, parents, coaches, ATs, students, and other attendees in the audience. At the end of the presentation, there will be eight minutes for questions. Your audience will ask you questions based on your topic. Please answer them as the medical providers on staff for this high school, and they are your athletes, parents, and coaches. The topic areas you will be assigned are from the following list and includes suggestions for what could be addressed:</w:t>
       </w:r>
     </w:p>
     <w:p>
@@ -113,6 +102,7 @@
       </w:pPr>
       <w:r>
         <w:rPr>
+          <w:rFonts w:ascii="Aptos" w:hAnsi="Aptos" w:cs="Aptos" w:eastAsia="Aptos"/>
           <w:b/>
           <w:bCs/>
           <w:color w:val="000000"/>
@@ -135,6 +125,7 @@
       </w:pPr>
       <w:r>
         <w:rPr>
+          <w:rFonts w:ascii="Aptos" w:hAnsi="Aptos" w:cs="Aptos" w:eastAsia="Aptos"/>
           <w:color w:val="000000"/>
           <w:sz w:val="24"/>
           <w:szCs w:val="24"/>
@@ -158,12 +149,14 @@
       </w:pPr>
       <w:r>
         <w:rPr>
+          <w:rFonts w:ascii="Aptos" w:hAnsi="Aptos" w:cs="Aptos" w:eastAsia="Aptos"/>
           <w:b/>
           <w:bCs/>
           <w:color w:val="000000"/>
           <w:sz w:val="24"/>
           <w:szCs w:val="24"/>
         </w:rPr>
+        <w:lastRenderedPageBreak/>
         <w:t>Sudden Cardiac Arrest</w:t>
       </w:r>
     </w:p>
@@ -180,6 +173,7 @@
       </w:pPr>
       <w:r>
         <w:rPr>
+          <w:rFonts w:ascii="Aptos" w:hAnsi="Aptos" w:cs="Aptos" w:eastAsia="Aptos"/>
           <w:color w:val="000000"/>
           <w:sz w:val="24"/>
           <w:szCs w:val="24"/>
@@ -203,6 +197,7 @@
       </w:pPr>
       <w:r>
         <w:rPr>
+          <w:rFonts w:ascii="Aptos" w:hAnsi="Aptos" w:cs="Aptos" w:eastAsia="Aptos"/>
           <w:b/>
           <w:bCs/>
           <w:color w:val="000000"/>
@@ -225,11 +220,11 @@
       </w:pPr>
       <w:r>
         <w:rPr>
+          <w:rFonts w:ascii="Aptos" w:hAnsi="Aptos" w:cs="Aptos" w:eastAsia="Aptos"/>
           <w:color w:val="000000"/>
           <w:sz w:val="24"/>
           <w:szCs w:val="24"/>
         </w:rPr>
-        <w:lastRenderedPageBreak/>
         <w:t>Include in this presentation information for athletes on hydration and fuel needs and recommendations for their sport.</w:t>
       </w:r>
     </w:p>
@@ -249,6 +244,7 @@
       </w:pPr>
       <w:r>
         <w:rPr>
+          <w:rFonts w:ascii="Aptos" w:hAnsi="Aptos" w:cs="Aptos" w:eastAsia="Aptos"/>
           <w:b/>
           <w:bCs/>
           <w:color w:val="000000"/>
@@ -271,6 +267,7 @@
       </w:pPr>
       <w:r>
         <w:rPr>
+          <w:rFonts w:ascii="Aptos" w:hAnsi="Aptos" w:cs="Aptos" w:eastAsia="Aptos"/>
           <w:color w:val="000000"/>
           <w:sz w:val="24"/>
           <w:szCs w:val="24"/>
@@ -296,6 +293,7 @@
       </w:pPr>
       <w:r>
         <w:rPr>
+          <w:rFonts w:ascii="Aptos" w:hAnsi="Aptos" w:cs="Aptos" w:eastAsia="Aptos"/>
           <w:b/>
           <w:bCs/>
           <w:color w:val="000000"/>
@@ -319,6 +317,7 @@
       </w:pPr>
       <w:r>
         <w:rPr>
+          <w:rFonts w:ascii="Aptos" w:hAnsi="Aptos" w:cs="Aptos" w:eastAsia="Aptos"/>
           <w:color w:val="000000"/>
           <w:sz w:val="24"/>
           <w:szCs w:val="24"/>
@@ -344,6 +343,7 @@
       </w:pPr>
       <w:r>
         <w:rPr>
+          <w:rFonts w:ascii="Aptos" w:hAnsi="Aptos" w:cs="Aptos" w:eastAsia="Aptos"/>
           <w:b/>
           <w:bCs/>
           <w:color w:val="000000"/>
@@ -367,6 +367,7 @@
       </w:pPr>
       <w:r>
         <w:rPr>
+          <w:rFonts w:ascii="Aptos" w:hAnsi="Aptos" w:cs="Aptos" w:eastAsia="Aptos"/>
           <w:color w:val="000000"/>
           <w:sz w:val="24"/>
           <w:szCs w:val="24"/>
@@ -392,6 +393,7 @@
       </w:pPr>
       <w:r>
         <w:rPr>
+          <w:rFonts w:ascii="Aptos" w:hAnsi="Aptos" w:cs="Aptos" w:eastAsia="Aptos"/>
           <w:b/>
           <w:bCs/>
           <w:color w:val="000000"/>
@@ -415,6 +417,7 @@
       </w:pPr>
       <w:r>
         <w:rPr>
+          <w:rFonts w:ascii="Aptos" w:hAnsi="Aptos" w:cs="Aptos" w:eastAsia="Aptos"/>
           <w:color w:val="000000"/>
           <w:sz w:val="24"/>
           <w:szCs w:val="24"/>
@@ -440,6 +443,7 @@
       </w:pPr>
       <w:r>
         <w:rPr>
+          <w:rFonts w:ascii="Aptos" w:hAnsi="Aptos" w:cs="Aptos" w:eastAsia="Aptos"/>
           <w:b/>
           <w:bCs/>
           <w:color w:val="000000"/>
@@ -463,20 +467,13 @@
       </w:pPr>
       <w:r>
         <w:rPr>
+          <w:rFonts w:ascii="Aptos" w:hAnsi="Aptos" w:cs="Aptos" w:eastAsia="Aptos"/>
           <w:color w:val="000000"/>
           <w:sz w:val="24"/>
           <w:szCs w:val="24"/>
         </w:rPr>
-        <w:t xml:space="preserve">The required immunizations at your school, particularly for sport participation, and any recommended vaccines (e.g., flu). This should include an explanation of how they work, why they were chosen, and the importance of community health, particularly as it relates to a group of athletes. Also, discuss other common </w:t>
-      </w:r>
-      <w:r>
-        <w:rPr>
-          <w:color w:val="000000"/>
-          <w:sz w:val="24"/>
-          <w:szCs w:val="24"/>
-        </w:rPr>
         <w:lastRenderedPageBreak/>
-        <w:t>infectious diseases that should be noted and treated. This would include skin rashes and infections.</w:t>
+        <w:t>The required immunizations at your school, particularly for sport participation, and any recommended vaccines (e.g., flu). This should include an explanation of how they work, why they were chosen, and the importance of community health, particularly as it relates to a group of athletes. Also, discuss other common infectious diseases that should be noted and treated. This would include skin rashes and infections.</w:t>
       </w:r>
     </w:p>
     <w:p>
@@ -497,6 +494,7 @@
       </w:pPr>
       <w:r>
         <w:rPr>
+          <w:rFonts w:ascii="Aptos" w:hAnsi="Aptos" w:cs="Aptos" w:eastAsia="Aptos"/>
           <w:b/>
           <w:bCs/>
           <w:color w:val="000000"/>
@@ -520,47 +518,12 @@
       </w:pPr>
       <w:r>
         <w:rPr>
+          <w:rFonts w:ascii="Aptos" w:hAnsi="Aptos" w:cs="Aptos" w:eastAsia="Aptos"/>
           <w:color w:val="000000"/>
           <w:sz w:val="24"/>
           <w:szCs w:val="24"/>
         </w:rPr>
-        <w:t xml:space="preserve">Discuss the signs and symptoms of heat illnesses (heat cramps, heat syncope, exertional heat exhaustion, and exertional heat stroke). Describe how athletes can recognize the signs and symptoms of each heat illness and red flags to watch for. Also discuss your policies for managing exertional heat stroke, including diagnosis, treatment, and when to transport to the hospital. In your diagnosis discussion, you should include </w:t>
-      </w:r>
-      <w:proofErr w:type="gramStart"/>
-      <w:r>
-        <w:rPr>
-          <w:color w:val="000000"/>
-          <w:sz w:val="24"/>
-          <w:szCs w:val="24"/>
-        </w:rPr>
-        <w:t>whether or not</w:t>
-      </w:r>
-      <w:proofErr w:type="gramEnd"/>
-      <w:r>
-        <w:rPr>
-          <w:color w:val="000000"/>
-          <w:sz w:val="24"/>
-          <w:szCs w:val="24"/>
-        </w:rPr>
-        <w:t xml:space="preserve"> the use of rectal thermometry is in place at your school. Discuss why or why not and the purpose of its use as the gold standard for diagnosing exertional heat stroke. In your discussion of treatment, discuss </w:t>
-      </w:r>
-      <w:proofErr w:type="gramStart"/>
-      <w:r>
-        <w:rPr>
-          <w:color w:val="000000"/>
-          <w:sz w:val="24"/>
-          <w:szCs w:val="24"/>
-        </w:rPr>
-        <w:t>if</w:t>
-      </w:r>
-      <w:proofErr w:type="gramEnd"/>
-      <w:r>
-        <w:rPr>
-          <w:color w:val="000000"/>
-          <w:sz w:val="24"/>
-          <w:szCs w:val="24"/>
-        </w:rPr>
-        <w:t xml:space="preserve"> cold water immersion is in place at your school and the equipment you will use for it, as well as why it is the gold standard for treating exertional heat stroke.</w:t>
+        <w:t>Discuss the signs and symptoms of heat illnesses (heat cramps, heat syncope, exertional heat exhaustion, and exertional heat stroke). Describe how athletes can recognize the signs and symptoms of each heat illness and red flags to watch for. Also discuss your policies for managing exertional heat stroke, including diagnosis, treatment, and when to transport to the hospital. In your diagnosis discussion, you should include whether or not the use of rectal thermometry is in place at your school. Discuss why or why not and the purpose of its use as the gold standard for diagnosing exertional heat stroke. In your discussion of treatment, discuss if cold water immersion is in place at your school and the equipment you will use for it, as well as why it is the gold standard for treating exertional heat stroke.</w:t>
       </w:r>
     </w:p>
     <w:p>
@@ -581,6 +544,7 @@
       </w:pPr>
       <w:r>
         <w:rPr>
+          <w:rFonts w:ascii="Aptos" w:hAnsi="Aptos" w:cs="Aptos" w:eastAsia="Aptos"/>
           <w:b/>
           <w:bCs/>
           <w:color w:val="000000"/>
@@ -604,11 +568,22 @@
       </w:pPr>
       <w:r>
         <w:rPr>
+          <w:rFonts w:ascii="Aptos" w:hAnsi="Aptos" w:cs="Aptos" w:eastAsia="Aptos"/>
           <w:color w:val="000000"/>
           <w:sz w:val="24"/>
           <w:szCs w:val="24"/>
         </w:rPr>
-        <w:t>Discuss policies to protect athletes from physical and psychological harm while participating in sport. This includes harm from coaches, fans, social media, and other players and includes all types of harm from harassment, sexual misconduct, and mental abuse. This includes the school’s mental health policies, viewpoint, and access. Consider including mental health concerns in the high school population, specifically the athletes. How mental health concerns are identified and addressed. Who is involved in managing a student or other member experiencing mental health distress?</w:t>
+        <w:t xml:space="preserve">Discuss policies to protect athletes from physical and psychological harm while participating in sport. This includes harm from coaches, fans, social media, and other players and includes all types of harm from harassment, sexual misconduct, and mental abuse. This includes the school’s mental health policies, viewpoint, and access. Consider including mental health concerns in the high school population, specifically the athletes. </w:t>
+      </w:r>
+      <w:r>
+        <w:rPr>
+          <w:rFonts w:ascii="Aptos" w:hAnsi="Aptos" w:cs="Aptos" w:eastAsia="Aptos"/>
+          <w:color w:val="000000"/>
+          <w:sz w:val="24"/>
+          <w:szCs w:val="24"/>
+        </w:rPr>
+        <w:lastRenderedPageBreak/>
+        <w:t>How mental health concerns are identified and addressed. Who is involved in managing a student or other member experiencing mental health distress?</w:t>
       </w:r>
     </w:p>
     <w:p>
@@ -623,11 +598,11 @@
       </w:pPr>
       <w:r>
         <w:rPr>
+          <w:rFonts w:ascii="Aptos" w:hAnsi="Aptos" w:cs="Aptos" w:eastAsia="Aptos"/>
           <w:color w:val="000000"/>
           <w:sz w:val="24"/>
           <w:szCs w:val="24"/>
         </w:rPr>
-        <w:lastRenderedPageBreak/>
         <w:t>Setting</w:t>
       </w:r>
     </w:p>
@@ -643,6 +618,7 @@
       </w:pPr>
       <w:r>
         <w:rPr>
+          <w:rFonts w:ascii="Aptos" w:hAnsi="Aptos" w:cs="Aptos" w:eastAsia="Aptos"/>
           <w:color w:val="000000"/>
           <w:sz w:val="24"/>
           <w:szCs w:val="24"/>
@@ -651,7 +627,7 @@
       </w:r>
     </w:p>
     <w:sectPr>
-      <w:footerReference w:type="default" r:id="rId8"/>
+      <w:footerReference w:type="default" r:id="rId14"/>
       <w:pgSz w:w="12240" w:h="15840"/>
       <w:pgMar w:top="1440" w:right="1440" w:bottom="1440" w:left="1440" w:header="706" w:footer="706" w:gutter="0"/>
       <w:cols w:space="720"/>
@@ -661,6 +637,42 @@
 </w:document>
 </file>
 
+<file path=word/comments.xml><?xml version="1.0" encoding="utf-8"?>
+<w:comments xmlns:wpc="http://schemas.microsoft.com/office/word/2010/wordprocessingCanvas" xmlns:cx="http://schemas.microsoft.com/office/drawing/2014/chartex" xmlns:cx1="http://schemas.microsoft.com/office/drawing/2015/9/8/chartex" xmlns:cx2="http://schemas.microsoft.com/office/drawing/2015/10/21/chartex" xmlns:cx3="http://schemas.microsoft.com/office/drawing/2016/5/9/chartex" xmlns:cx4="http://schemas.microsoft.com/office/drawing/2016/5/10/chartex" xmlns:cx5="http://schemas.microsoft.com/office/drawing/2016/5/11/chartex" xmlns:cx6="http://schemas.microsoft.com/office/drawing/2016/5/12/chartex" xmlns:cx7="http://schemas.microsoft.com/office/drawing/2016/5/13/chartex" xmlns:cx8="http://schemas.microsoft.com/office/drawing/2016/5/14/chartex" xmlns:mc="http://schemas.openxmlformats.org/markup-compatibility/2006" xmlns:aink="http://schemas.microsoft.com/office/drawing/2016/ink" xmlns:am3d="http://schemas.microsoft.com/office/drawing/2017/model3d" xmlns:o="urn:schemas-microsoft-com:office:office" xmlns:oel="http://schemas.microsoft.com/office/2019/extlst" xmlns:r="http://schemas.openxmlformats.org/officeDocument/2006/relationships" xmlns:m="http://schemas.openxmlformats.org/officeDocument/2006/math" xmlns:v="urn:schemas-microsoft-com:vml" xmlns:wp14="http://schemas.microsoft.com/office/word/2010/wordprocessingDrawing" xmlns:wp="http://schemas.openxmlformats.org/drawingml/2006/wordprocessingDrawing" xmlns:w10="urn:schemas-microsoft-com:office:word" xmlns:w="http://schemas.openxmlformats.org/wordprocessingml/2006/main" xmlns:w14="http://schemas.microsoft.com/office/word/2010/wordml" xmlns:w15="http://schemas.microsoft.com/office/word/2012/wordml" xmlns:w16cex="http://schemas.microsoft.com/office/word/2018/wordml/cex" xmlns:w16cid="http://schemas.microsoft.com/office/word/2016/wordml/cid" xmlns:w16="http://schemas.microsoft.com/office/word/2018/wordml" xmlns:w16du="http://schemas.microsoft.com/office/word/2023/wordml/word16du" xmlns:w16sdtdh="http://schemas.microsoft.com/office/word/2020/wordml/sdtdatahash" xmlns:w16sdtfl="http://schemas.microsoft.com/office/word/2024/wordml/sdtformatlock" xmlns:w16se="http://schemas.microsoft.com/office/word/2015/wordml/symex" xmlns:wpg="http://schemas.microsoft.com/office/word/2010/wordprocessingGroup" xmlns:wpi="http://schemas.microsoft.com/office/word/2010/wordprocessingInk" xmlns:wne="http://schemas.microsoft.com/office/word/2006/wordml" xmlns:wps="http://schemas.microsoft.com/office/word/2010/wordprocessingShape" mc:Ignorable="w14 w15 w16se w16cid w16 w16cex w16sdtdh w16sdtfl w16du wp14">
+  <w:comment w:id="344" w:author="ED" w:date="2026-05-22T23:15:00Z" w:initials="ED">
+    <w:p>
+      <w:pPr>
+        <w:pStyle w:val="CommentText"/>
+      </w:pPr>
+      <w:r>
+        <w:rPr>
+          <w:rStyle w:val="CommentReference"/>
+        </w:rPr>
+        <w:annotationRef/>
+      </w:r>
+      <w:r>
+        <w:rPr>
+          <w:rFonts w:ascii="Aptos" w:hAnsi="Aptos" w:eastAsia="Aptos" w:cs="Aptos"/>
+        </w:rPr>
+        <w:t>Comp: Set as sublist</w:t>
+      </w:r>
+    </w:p>
+  </w:comment>
+</w:comments>
+</file>
+
+<file path=word/commentsExtended.xml><?xml version="1.0" encoding="utf-8"?>
+<w15:commentsEx xmlns:wpc="http://schemas.microsoft.com/office/word/2010/wordprocessingCanvas" xmlns:cx="http://schemas.microsoft.com/office/drawing/2014/chartex" xmlns:cx1="http://schemas.microsoft.com/office/drawing/2015/9/8/chartex" xmlns:cx2="http://schemas.microsoft.com/office/drawing/2015/10/21/chartex" xmlns:cx3="http://schemas.microsoft.com/office/drawing/2016/5/9/chartex" xmlns:cx4="http://schemas.microsoft.com/office/drawing/2016/5/10/chartex" xmlns:cx5="http://schemas.microsoft.com/office/drawing/2016/5/11/chartex" xmlns:cx6="http://schemas.microsoft.com/office/drawing/2016/5/12/chartex" xmlns:cx7="http://schemas.microsoft.com/office/drawing/2016/5/13/chartex" xmlns:cx8="http://schemas.microsoft.com/office/drawing/2016/5/14/chartex" xmlns:mc="http://schemas.openxmlformats.org/markup-compatibility/2006" xmlns:aink="http://schemas.microsoft.com/office/drawing/2016/ink" xmlns:am3d="http://schemas.microsoft.com/office/drawing/2017/model3d" xmlns:o="urn:schemas-microsoft-com:office:office" xmlns:oel="http://schemas.microsoft.com/office/2019/extlst" xmlns:r="http://schemas.openxmlformats.org/officeDocument/2006/relationships" xmlns:m="http://schemas.openxmlformats.org/officeDocument/2006/math" xmlns:v="urn:schemas-microsoft-com:vml" xmlns:wp14="http://schemas.microsoft.com/office/word/2010/wordprocessingDrawing" xmlns:wp="http://schemas.openxmlformats.org/drawingml/2006/wordprocessingDrawing" xmlns:w10="urn:schemas-microsoft-com:office:word" xmlns:w="http://schemas.openxmlformats.org/wordprocessingml/2006/main" xmlns:w14="http://schemas.microsoft.com/office/word/2010/wordml" xmlns:w15="http://schemas.microsoft.com/office/word/2012/wordml" xmlns:w16cex="http://schemas.microsoft.com/office/word/2018/wordml/cex" xmlns:w16cid="http://schemas.microsoft.com/office/word/2016/wordml/cid" xmlns:w16="http://schemas.microsoft.com/office/word/2018/wordml" xmlns:w16du="http://schemas.microsoft.com/office/word/2023/wordml/word16du" xmlns:w16sdtdh="http://schemas.microsoft.com/office/word/2020/wordml/sdtdatahash" xmlns:w16sdtfl="http://schemas.microsoft.com/office/word/2024/wordml/sdtformatlock" xmlns:w16se="http://schemas.microsoft.com/office/word/2015/wordml/symex" xmlns:wpg="http://schemas.microsoft.com/office/word/2010/wordprocessingGroup" xmlns:wpi="http://schemas.microsoft.com/office/word/2010/wordprocessingInk" xmlns:wne="http://schemas.microsoft.com/office/word/2006/wordml" xmlns:wps="http://schemas.microsoft.com/office/word/2010/wordprocessingShape" mc:Ignorable="w14 w15 w16se w16cid w16 w16cex w16sdtdh w16sdtfl w16du wp14">
+  <w15:commentEx w15:paraId="79E9592C" w15:done="0"/>
+</w15:commentsEx>
+</file>
+
+<file path=word/commentsIds.xml><?xml version="1.0" encoding="utf-8"?>
+<w16cid:commentsIds xmlns:wpc="http://schemas.microsoft.com/office/word/2010/wordprocessingCanvas" xmlns:cx="http://schemas.microsoft.com/office/drawing/2014/chartex" xmlns:cx1="http://schemas.microsoft.com/office/drawing/2015/9/8/chartex" xmlns:cx2="http://schemas.microsoft.com/office/drawing/2015/10/21/chartex" xmlns:cx3="http://schemas.microsoft.com/office/drawing/2016/5/9/chartex" xmlns:cx4="http://schemas.microsoft.com/office/drawing/2016/5/10/chartex" xmlns:cx5="http://schemas.microsoft.com/office/drawing/2016/5/11/chartex" xmlns:cx6="http://schemas.microsoft.com/office/drawing/2016/5/12/chartex" xmlns:cx7="http://schemas.microsoft.com/office/drawing/2016/5/13/chartex" xmlns:cx8="http://schemas.microsoft.com/office/drawing/2016/5/14/chartex" xmlns:mc="http://schemas.openxmlformats.org/markup-compatibility/2006" xmlns:aink="http://schemas.microsoft.com/office/drawing/2016/ink" xmlns:am3d="http://schemas.microsoft.com/office/drawing/2017/model3d" xmlns:o="urn:schemas-microsoft-com:office:office" xmlns:oel="http://schemas.microsoft.com/office/2019/extlst" xmlns:r="http://schemas.openxmlformats.org/officeDocument/2006/relationships" xmlns:m="http://schemas.openxmlformats.org/officeDocument/2006/math" xmlns:v="urn:schemas-microsoft-com:vml" xmlns:wp14="http://schemas.microsoft.com/office/word/2010/wordprocessingDrawing" xmlns:wp="http://schemas.openxmlformats.org/drawingml/2006/wordprocessingDrawing" xmlns:w10="urn:schemas-microsoft-com:office:word" xmlns:w="http://schemas.openxmlformats.org/wordprocessingml/2006/main" xmlns:w14="http://schemas.microsoft.com/office/word/2010/wordml" xmlns:w15="http://schemas.microsoft.com/office/word/2012/wordml" xmlns:w16cex="http://schemas.microsoft.com/office/word/2018/wordml/cex" xmlns:w16cid="http://schemas.microsoft.com/office/word/2016/wordml/cid" xmlns:w16="http://schemas.microsoft.com/office/word/2018/wordml" xmlns:w16du="http://schemas.microsoft.com/office/word/2023/wordml/word16du" xmlns:w16sdtdh="http://schemas.microsoft.com/office/word/2020/wordml/sdtdatahash" xmlns:w16sdtfl="http://schemas.microsoft.com/office/word/2024/wordml/sdtformatlock" xmlns:w16se="http://schemas.microsoft.com/office/word/2015/wordml/symex" xmlns:wpg="http://schemas.microsoft.com/office/word/2010/wordprocessingGroup" xmlns:wpi="http://schemas.microsoft.com/office/word/2010/wordprocessingInk" xmlns:wne="http://schemas.microsoft.com/office/word/2006/wordml" xmlns:wps="http://schemas.microsoft.com/office/word/2010/wordprocessingShape" mc:Ignorable="w14 w15 w16se w16cid w16 w16cex w16sdtdh w16sdtfl w16du wp14">
+  <w16cid:commentId w16cid:paraId="79E9592C" w16cid:durableId="79E9592C"/>
+</w16cid:commentsIds>
+</file>
+
 <file path=word/endnotes.xml><?xml version="1.0" encoding="utf-8"?>
 <w:endnotes xmlns:wpc="http://schemas.microsoft.com/office/word/2010/wordprocessingCanvas" xmlns:cx="http://schemas.microsoft.com/office/drawing/2014/chartex" xmlns:cx1="http://schemas.microsoft.com/office/drawing/2015/9/8/chartex" xmlns:cx2="http://schemas.microsoft.com/office/drawing/2015/10/21/chartex" xmlns:cx3="http://schemas.microsoft.com/office/drawing/2016/5/9/chartex" xmlns:cx4="http://schemas.microsoft.com/office/drawing/2016/5/10/chartex" xmlns:cx5="http://schemas.microsoft.com/office/drawing/2016/5/11/chartex" xmlns:cx6="http://schemas.microsoft.com/office/drawing/2016/5/12/chartex" xmlns:cx7="http://schemas.microsoft.com/office/drawing/2016/5/13/chartex" xmlns:cx8="http://schemas.microsoft.com/office/drawing/2016/5/14/chartex" xmlns:mc="http://schemas.openxmlformats.org/markup-compatibility/2006" xmlns:aink="http://schemas.microsoft.com/office/drawing/2016/ink" xmlns:am3d="http://schemas.microsoft.com/office/drawing/2017/model3d" xmlns:o="urn:schemas-microsoft-com:office:office" xmlns:oel="http://schemas.microsoft.com/office/2019/extlst" xmlns:r="http://schemas.openxmlformats.org/officeDocument/2006/relationships" xmlns:m="http://schemas.openxmlformats.org/officeDocument/2006/math" xmlns:v="urn:schemas-microsoft-com:vml" xmlns:wp14="http://schemas.microsoft.com/office/word/2010/wordprocessingDrawing" xmlns:wp="http://schemas.openxmlformats.org/drawingml/2006/wordprocessingDrawing" xmlns:w10="urn:schemas-microsoft-com:office:word" xmlns:w="http://schemas.openxmlformats.org/wordprocessingml/2006/main" xmlns:w14="http://schemas.microsoft.com/office/word/2010/wordml" xmlns:w15="http://schemas.microsoft.com/office/word/2012/wordml" xmlns:w16cex="http://schemas.microsoft.com/office/word/2018/wordml/cex" xmlns:w16cid="http://schemas.microsoft.com/office/word/2016/wordml/cid" xmlns:w16="http://schemas.microsoft.com/office/word/2018/wordml" xmlns:w16du="http://schemas.microsoft.com/office/word/2023/wordml/word16du" xmlns:w16sdtdh="http://schemas.microsoft.com/office/word/2020/wordml/sdtdatahash" xmlns:w16sdtfl="http://schemas.microsoft.com/office/word/2024/wordml/sdtformatlock" xmlns:w16se="http://schemas.microsoft.com/office/word/2015/wordml/symex" xmlns:wpg="http://schemas.microsoft.com/office/word/2010/wordprocessingGroup" xmlns:wpi="http://schemas.microsoft.com/office/word/2010/wordprocessingInk" xmlns:wne="http://schemas.microsoft.com/office/word/2006/wordml" xmlns:wps="http://schemas.microsoft.com/office/word/2010/wordprocessingShape" mc:Ignorable="w14 w15 w16se w16cid w16 w16cex w16sdtdh w16sdtfl w16du wp14">
   <w:endnote w:type="separator" w:id="-1">
@@ -687,19 +699,22 @@
 </file>
 
 <file path=word/footer1.xml><?xml version="1.0" encoding="utf-8"?>
-<w:ftr xmlns:wpc="http://schemas.microsoft.com/office/word/2010/wordprocessingCanvas" xmlns:cx="http://schemas.microsoft.com/office/drawing/2014/chartex" xmlns:cx1="http://schemas.microsoft.com/office/drawing/2015/9/8/chartex" xmlns:cx2="http://schemas.microsoft.com/office/drawing/2015/10/21/chartex" xmlns:cx3="http://schemas.microsoft.com/office/drawing/2016/5/9/chartex" xmlns:cx4="http://schemas.microsoft.com/office/drawing/2016/5/10/chartex" xmlns:cx5="http://schemas.microsoft.com/office/drawing/2016/5/11/chartex" xmlns:cx6="http://schemas.microsoft.com/office/drawing/2016/5/12/chartex" xmlns:cx7="http://schemas.microsoft.com/office/drawing/2016/5/13/chartex" xmlns:cx8="http://schemas.microsoft.com/office/drawing/2016/5/14/chartex" xmlns:mc="http://schemas.openxmlformats.org/markup-compatibility/2006" xmlns:aink="http://schemas.microsoft.com/office/drawing/2016/ink" xmlns:am3d="http://schemas.microsoft.com/office/drawing/2017/model3d" xmlns:o="urn:schemas-microsoft-com:office:office" xmlns:oel="http://schemas.microsoft.com/office/2019/extlst" xmlns:r="http://schemas.openxmlformats.org/officeDocument/2006/relationships" xmlns:m="http://schemas.openxmlformats.org/officeDocument/2006/math" xmlns:v="urn:schemas-microsoft-com:vml" xmlns:wp14="http://schemas.microsoft.com/office/word/2010/wordprocessingDrawing" xmlns:wp="http://schemas.openxmlformats.org/drawingml/2006/wordprocessingDrawing" xmlns:w10="urn:schemas-microsoft-com:office:word" xmlns:w="http://schemas.openxmlformats.org/wordprocessingml/2006/main" xmlns:w14="http://schemas.microsoft.com/office/word/2010/wordml" xmlns:w15="http://schemas.microsoft.com/office/word/2012/wordml" xmlns:w16cex="http://schemas.microsoft.com/office/word/2018/wordml/cex" xmlns:w16cid="http://schemas.microsoft.com/office/word/2016/wordml/cid" xmlns:w16="http://schemas.microsoft.com/office/word/2018/wordml" xmlns:w16du="http://schemas.microsoft.com/office/word/2023/wordml/word16du" xmlns:w16sdtdh="http://schemas.microsoft.com/office/word/2020/wordml/sdtdatahash" xmlns:w16sdtfl="http://schemas.microsoft.com/office/word/2024/wordml/sdtformatlock" xmlns:w16se="http://schemas.microsoft.com/office/word/2015/wordml/symex" xmlns:wpg="http://schemas.microsoft.com/office/word/2010/wordprocessingGroup" xmlns:wpi="http://schemas.microsoft.com/office/word/2010/wordprocessingInk" xmlns:wne="http://schemas.microsoft.com/office/word/2006/wordml" xmlns:wps="http://schemas.microsoft.com/office/word/2010/wordprocessingShape" mc:Ignorable="w14 w15 w16se w16cid w16 w16cex w16sdtdh w16sdtfl w16du wp14">
+<w:ftr xmlns:m="http://schemas.openxmlformats.org/officeDocument/2006/math" xmlns:mc="http://schemas.openxmlformats.org/markup-compatibility/2006" xmlns:mo="http://schemas.microsoft.com/office/mac/office/2008/main" xmlns:mv="urn:schemas-microsoft-com:mac:vml" xmlns:o="urn:schemas-microsoft-com:office:office" xmlns:r="http://schemas.openxmlformats.org/officeDocument/2006/relationships" xmlns:v="urn:schemas-microsoft-com:vml" xmlns:w10="urn:schemas-microsoft-com:office:word" xmlns:w14="http://schemas.microsoft.com/office/word/2010/wordml" xmlns:w="http://schemas.openxmlformats.org/wordprocessingml/2006/main" xmlns:wne="http://schemas.microsoft.com/office/word/2006/wordml" xmlns:wp14="http://schemas.microsoft.com/office/word/2010/wordprocessingDrawing" xmlns:wp="http://schemas.openxmlformats.org/drawingml/2006/wordprocessingDrawing" xmlns:wpc="http://schemas.microsoft.com/office/word/2010/wordprocessingCanvas" xmlns:wpg="http://schemas.microsoft.com/office/word/2010/wordprocessingGroup" xmlns:wpi="http://schemas.microsoft.com/office/word/2010/wordprocessingInk" xmlns:wps="http://schemas.microsoft.com/office/word/2010/wordprocessingShape" mc:Ignorable="w14 wp14">
   <w:p>
     <w:pPr>
-      <w:spacing w:after="0" w:line="240" w:lineRule="auto"/>
+      <w:spacing w:line="240" w:lineRule="auto" w:before="0" w:after="0"/>
+      <w:jc w:val="left"/>
     </w:pPr>
     <w:r>
       <w:rPr>
+        <w:rFonts w:ascii="Aptos" w:hAnsi="Aptos" w:eastAsia="Aptos" w:cs="Aptos"/>
         <w:sz w:val="18"/>
       </w:rPr>
       <w:t xml:space="preserve">From J.M. Larson and H.L. Stedge, </w:t>
     </w:r>
     <w:r>
       <w:rPr>
+        <w:rFonts w:ascii="Aptos" w:hAnsi="Aptos" w:eastAsia="Aptos" w:cs="Aptos"/>
         <w:i/>
         <w:sz w:val="18"/>
       </w:rPr>
@@ -707,6 +722,7 @@
     </w:r>
     <w:r>
       <w:rPr>
+        <w:rFonts w:ascii="Aptos" w:hAnsi="Aptos" w:eastAsia="Aptos" w:cs="Aptos"/>
         <w:sz w:val="18"/>
       </w:rPr>
       <w:t xml:space="preserve"> (Human Kinetics, 2027).</w:t>
@@ -3812,6 +3828,17 @@
     <w:abstractNumId w:val="15"/>
   </w:num>
 </w:numbering>
+</file>
+
+<file path=word/people.xml><?xml version="1.0" encoding="utf-8"?>
+<w15:people xmlns:wpc="http://schemas.microsoft.com/office/word/2010/wordprocessingCanvas" xmlns:cx="http://schemas.microsoft.com/office/drawing/2014/chartex" xmlns:cx1="http://schemas.microsoft.com/office/drawing/2015/9/8/chartex" xmlns:cx2="http://schemas.microsoft.com/office/drawing/2015/10/21/chartex" xmlns:cx3="http://schemas.microsoft.com/office/drawing/2016/5/9/chartex" xmlns:cx4="http://schemas.microsoft.com/office/drawing/2016/5/10/chartex" xmlns:cx5="http://schemas.microsoft.com/office/drawing/2016/5/11/chartex" xmlns:cx6="http://schemas.microsoft.com/office/drawing/2016/5/12/chartex" xmlns:cx7="http://schemas.microsoft.com/office/drawing/2016/5/13/chartex" xmlns:cx8="http://schemas.microsoft.com/office/drawing/2016/5/14/chartex" xmlns:mc="http://schemas.openxmlformats.org/markup-compatibility/2006" xmlns:aink="http://schemas.microsoft.com/office/drawing/2016/ink" xmlns:am3d="http://schemas.microsoft.com/office/drawing/2017/model3d" xmlns:o="urn:schemas-microsoft-com:office:office" xmlns:oel="http://schemas.microsoft.com/office/2019/extlst" xmlns:r="http://schemas.openxmlformats.org/officeDocument/2006/relationships" xmlns:m="http://schemas.openxmlformats.org/officeDocument/2006/math" xmlns:v="urn:schemas-microsoft-com:vml" xmlns:wp14="http://schemas.microsoft.com/office/word/2010/wordprocessingDrawing" xmlns:wp="http://schemas.openxmlformats.org/drawingml/2006/wordprocessingDrawing" xmlns:w10="urn:schemas-microsoft-com:office:word" xmlns:w="http://schemas.openxmlformats.org/wordprocessingml/2006/main" xmlns:w14="http://schemas.microsoft.com/office/word/2010/wordml" xmlns:w15="http://schemas.microsoft.com/office/word/2012/wordml" xmlns:w16cex="http://schemas.microsoft.com/office/word/2018/wordml/cex" xmlns:w16cid="http://schemas.microsoft.com/office/word/2016/wordml/cid" xmlns:w16="http://schemas.microsoft.com/office/word/2018/wordml" xmlns:w16du="http://schemas.microsoft.com/office/word/2023/wordml/word16du" xmlns:w16sdtdh="http://schemas.microsoft.com/office/word/2020/wordml/sdtdatahash" xmlns:w16sdtfl="http://schemas.microsoft.com/office/word/2024/wordml/sdtformatlock" xmlns:w16se="http://schemas.microsoft.com/office/word/2015/wordml/symex" xmlns:wpg="http://schemas.microsoft.com/office/word/2010/wordprocessingGroup" xmlns:wpi="http://schemas.microsoft.com/office/word/2010/wordprocessingInk" xmlns:wne="http://schemas.microsoft.com/office/word/2006/wordml" xmlns:wps="http://schemas.microsoft.com/office/word/2010/wordprocessingShape" mc:Ignorable="w14 w15 w16se w16cid w16 w16cex w16sdtdh w16sdtfl w16du wp14">
+  <w15:person w15:author="Anna Seaman">
+    <w15:presenceInfo w15:providerId="AD" w15:userId="S::AnnaS@hkusa.com::713ab380-bdda-4997-81d0-fa539102c996"/>
+  </w15:person>
+  <w15:person w15:author="ED">
+    <w15:presenceInfo w15:providerId="None" w15:userId="ED"/>
+  </w15:person>
+</w15:people>
 </file>
 
 <file path=word/styles.xml><?xml version="1.0" encoding="utf-8"?>
@@ -4215,7 +4242,7 @@
     <w:name w:val="Normal"/>
     <w:qFormat/>
     <w:rPr>
-      <w:rFonts w:ascii="Aptos" w:eastAsia="Aptos" w:hAnsi="Aptos" w:cs="Aptos"/>
+      <w:rFonts w:ascii="Aptos" w:hAnsi="Aptos" w:eastAsia="Aptos" w:cs="Aptos"/>
     </w:rPr>
   </w:style>
   <w:style w:type="paragraph" w:styleId="Heading1">
@@ -4426,7 +4453,6 @@
   <w:style w:type="character" w:default="1" w:styleId="DefaultParagraphFont">
     <w:name w:val="Default Paragraph Font"/>
     <w:uiPriority w:val="1"/>
-    <w:semiHidden/>
     <w:unhideWhenUsed/>
   </w:style>
   <w:style w:type="table" w:default="1" w:styleId="TableNormal">
